--- a/docx_resources/ЛПД/5 тиждень/5т_6-ЛПД.docx
+++ b/docx_resources/ЛПД/5 тиждень/5т_6-ЛПД.docx
@@ -1842,7 +1842,7 @@
           <w:rFonts w:eastAsia="Times New Roman" w:cs="Times New Roman"/>
           <w:lang w:val="uk-UA"/>
         </w:rPr>
-        <w:t>чоловіколюбче</w:t>
+        <w:t>Людинолюбче</w:t>
       </w:r>
       <w:proofErr w:type="spellEnd"/>
       <w:r>
@@ -2124,7 +2124,7 @@
           <w:rFonts w:eastAsia="Times New Roman" w:cs="Times New Roman"/>
           <w:lang w:val="uk-UA"/>
         </w:rPr>
-        <w:t xml:space="preserve"> і багатим промислом управляєш усім і добра світу нам дарував, і дав нам запоруку обіцяного царства дарованими нам благами. Ти вчинив, щоб і минулу частину дня ми ухилилися від усякого зла; даруй нам і останок непорочно довершити перед святою славою Твоєю, оспівувати Тебе, єдиного благого й чоловіколюбного Бога нашого. </w:t>
+        <w:t xml:space="preserve"> і багатим промислом управляєш усім і добра світу нам дарував, і дав нам запоруку обіцяного царства дарованими нам благами. Ти вчинив, щоб і минулу частину дня ми ухилилися від усякого зла; даруй нам і останок непорочно довершити перед святою славою Твоєю, оспівувати Тебе, єдиного благого й людинолюбного Бога нашого. </w:t>
       </w:r>
     </w:p>
     <w:p>
@@ -2244,7 +2244,7 @@
           <w:rFonts w:eastAsia="Times New Roman" w:cs="Times New Roman"/>
           <w:lang w:val="uk-UA"/>
         </w:rPr>
-        <w:t>чоловіколюбче</w:t>
+        <w:t>Людинолюбче</w:t>
       </w:r>
       <w:proofErr w:type="spellEnd"/>
       <w:r>
@@ -2341,7 +2341,7 @@
           <w:rFonts w:eastAsia="Times New Roman" w:cs="Times New Roman"/>
           <w:lang w:val="uk-UA"/>
         </w:rPr>
-        <w:t xml:space="preserve">Бо Ти благий і чоловіколюбець Бог єси і Тобі славу </w:t>
+        <w:t xml:space="preserve">Бо Ти благий і людинолюбний Бог єси і Тобі славу </w:t>
       </w:r>
       <w:proofErr w:type="spellStart"/>
       <w:r>
@@ -2953,27 +2953,126 @@
     </w:p>
     <w:p>
       <w:pPr>
-        <w:widowControl w:val="0"/>
-        <w:pBdr>
-          <w:top w:val="nil"/>
-          <w:left w:val="nil"/>
-          <w:bottom w:val="nil"/>
-          <w:right w:val="nil"/>
-          <w:between w:val="nil"/>
-        </w:pBdr>
-        <w:spacing w:after="120"/>
-        <w:jc w:val="both"/>
-        <w:rPr>
-          <w:rFonts w:eastAsia="Times New Roman" w:cs="Times New Roman"/>
-          <w:lang w:val="uk-UA"/>
-        </w:rPr>
-      </w:pPr>
-      <w:r>
-        <w:rPr>
-          <w:rFonts w:eastAsia="Times New Roman" w:cs="Times New Roman"/>
-          <w:lang w:val="uk-UA"/>
-        </w:rPr>
-        <w:t>Заступи, спаси, помилуй і охорони нас, Боже, Твоєю благодаттю.</w:t>
+        <w:spacing w:after="120"/>
+      </w:pPr>
+      <w:r>
+        <w:rPr>
+          <w:rFonts w:ascii="Times New Roman" w:hAnsi="Times New Roman"/>
+          <w:sz w:val="24"/>
+        </w:rPr>
+        <w:t>Заступи,</w:t>
+      </w:r>
+      <w:r>
+        <w:rPr>
+          <w:rFonts w:ascii="Times New Roman" w:hAnsi="Times New Roman"/>
+          <w:sz w:val="24"/>
+        </w:rPr>
+        <w:t xml:space="preserve"> </w:t>
+      </w:r>
+      <w:r>
+        <w:rPr>
+          <w:rFonts w:ascii="Times New Roman" w:hAnsi="Times New Roman"/>
+          <w:sz w:val="24"/>
+        </w:rPr>
+        <w:t>спаси,</w:t>
+      </w:r>
+      <w:r>
+        <w:rPr>
+          <w:rFonts w:ascii="Times New Roman" w:hAnsi="Times New Roman"/>
+          <w:sz w:val="24"/>
+        </w:rPr>
+        <w:t xml:space="preserve"> </w:t>
+      </w:r>
+      <w:r>
+        <w:rPr>
+          <w:rFonts w:ascii="Times New Roman" w:hAnsi="Times New Roman"/>
+          <w:sz w:val="24"/>
+        </w:rPr>
+        <w:t>помилуй</w:t>
+      </w:r>
+      <w:r>
+        <w:rPr>
+          <w:rFonts w:ascii="Times New Roman" w:hAnsi="Times New Roman"/>
+          <w:sz w:val="24"/>
+        </w:rPr>
+        <w:t xml:space="preserve"> </w:t>
+      </w:r>
+      <w:r>
+        <w:rPr>
+          <w:rFonts w:ascii="Times New Roman" w:hAnsi="Times New Roman"/>
+          <w:sz w:val="24"/>
+        </w:rPr>
+        <w:t>і</w:t>
+      </w:r>
+      <w:r>
+        <w:rPr>
+          <w:rFonts w:ascii="Times New Roman" w:hAnsi="Times New Roman"/>
+          <w:sz w:val="24"/>
+        </w:rPr>
+        <w:t xml:space="preserve"> </w:t>
+      </w:r>
+      <w:r>
+        <w:rPr>
+          <w:rFonts w:ascii="Times New Roman" w:hAnsi="Times New Roman"/>
+          <w:sz w:val="24"/>
+        </w:rPr>
+        <w:t>охорони</w:t>
+      </w:r>
+      <w:r>
+        <w:rPr>
+          <w:rFonts w:ascii="Times New Roman" w:hAnsi="Times New Roman"/>
+          <w:sz w:val="24"/>
+        </w:rPr>
+        <w:t xml:space="preserve"> </w:t>
+      </w:r>
+      <w:r>
+        <w:rPr>
+          <w:rFonts w:ascii="Times New Roman" w:hAnsi="Times New Roman"/>
+          <w:sz w:val="24"/>
+        </w:rPr>
+        <w:t>нас,</w:t>
+      </w:r>
+      <w:r>
+        <w:rPr>
+          <w:rFonts w:ascii="Times New Roman" w:hAnsi="Times New Roman"/>
+          <w:sz w:val="24"/>
+        </w:rPr>
+        <w:t xml:space="preserve"> </w:t>
+      </w:r>
+      <w:r>
+        <w:rPr>
+          <w:rFonts w:ascii="Times New Roman" w:hAnsi="Times New Roman"/>
+          <w:sz w:val="24"/>
+        </w:rPr>
+        <w:t>Боже,</w:t>
+      </w:r>
+      <w:r>
+        <w:rPr>
+          <w:rFonts w:ascii="Times New Roman" w:hAnsi="Times New Roman"/>
+          <w:sz w:val="24"/>
+        </w:rPr>
+        <w:t xml:space="preserve"> </w:t>
+      </w:r>
+      <w:r>
+        <w:rPr>
+          <w:rFonts w:ascii="Times New Roman" w:hAnsi="Times New Roman"/>
+          <w:sz w:val="24"/>
+        </w:rPr>
+        <w:t>Твоєю</w:t>
+      </w:r>
+      <w:r>
+        <w:rPr>
+          <w:rFonts w:ascii="Times New Roman" w:hAnsi="Times New Roman"/>
+          <w:sz w:val="24"/>
+        </w:rPr>
+        <w:t xml:space="preserve"> </w:t>
+      </w:r>
+      <w:r>
+        <w:rPr>
+          <w:rFonts w:ascii="Times New Roman" w:hAnsi="Times New Roman"/>
+          <w:sz w:val="24"/>
+        </w:rPr>
+        <w:t>благодаттю</w:t>
       </w:r>
     </w:p>
     <w:p>
@@ -3079,36 +3178,310 @@
     </w:p>
     <w:p>
       <w:pPr>
-        <w:widowControl w:val="0"/>
-        <w:pBdr>
-          <w:top w:val="nil"/>
-          <w:left w:val="nil"/>
-          <w:bottom w:val="nil"/>
-          <w:right w:val="nil"/>
-          <w:between w:val="nil"/>
-        </w:pBdr>
-        <w:spacing w:after="120"/>
-        <w:jc w:val="both"/>
-        <w:rPr>
-          <w:rFonts w:eastAsia="Times New Roman" w:cs="Times New Roman"/>
-          <w:lang w:val="uk-UA"/>
-        </w:rPr>
-      </w:pPr>
-      <w:r>
-        <w:rPr>
-          <w:rFonts w:eastAsia="Times New Roman" w:cs="Times New Roman"/>
-          <w:i/>
-          <w:color w:val="FF0000"/>
-          <w:lang w:val="uk-UA"/>
-        </w:rPr>
-        <w:t>Священик:</w:t>
-      </w:r>
-      <w:r>
-        <w:rPr>
-          <w:rFonts w:eastAsia="Times New Roman" w:cs="Times New Roman"/>
-          <w:lang w:val="uk-UA"/>
-        </w:rPr>
-        <w:t xml:space="preserve"> Бо Тобі належить усяка слава, честь і поклоніння, Отцю, і Сину, і Святому Духові, нині і повсякчас, і на віки віків. </w:t>
+        <w:spacing w:after="120"/>
+      </w:pPr>
+      <w:r>
+        <w:rPr>
+          <w:rFonts w:ascii="Times New Roman" w:hAnsi="Times New Roman"/>
+          <w:i/>
+          <w:color w:val="FF4400"/>
+          <w:sz w:val="24"/>
+        </w:rPr>
+        <w:t>Священник:</w:t>
+      </w:r>
+      <w:r>
+        <w:rPr>
+          <w:rFonts w:ascii="Times New Roman" w:hAnsi="Times New Roman"/>
+          <w:sz w:val="24"/>
+        </w:rPr>
+        <w:t xml:space="preserve"> </w:t>
+      </w:r>
+      <w:r>
+        <w:rPr>
+          <w:rFonts w:ascii="Times New Roman" w:hAnsi="Times New Roman"/>
+          <w:sz w:val="24"/>
+        </w:rPr>
+        <w:t>Бо</w:t>
+      </w:r>
+      <w:r>
+        <w:rPr>
+          <w:rFonts w:ascii="Times New Roman" w:hAnsi="Times New Roman"/>
+          <w:sz w:val="24"/>
+        </w:rPr>
+        <w:t xml:space="preserve"> </w:t>
+      </w:r>
+      <w:r>
+        <w:rPr>
+          <w:rFonts w:ascii="Times New Roman" w:hAnsi="Times New Roman"/>
+          <w:sz w:val="24"/>
+        </w:rPr>
+        <w:t>Тобі</w:t>
+      </w:r>
+      <w:r>
+        <w:rPr>
+          <w:rFonts w:ascii="Times New Roman" w:hAnsi="Times New Roman"/>
+          <w:sz w:val="24"/>
+        </w:rPr>
+        <w:t xml:space="preserve"> </w:t>
+      </w:r>
+      <w:r>
+        <w:rPr>
+          <w:rFonts w:ascii="Times New Roman" w:hAnsi="Times New Roman"/>
+          <w:sz w:val="24"/>
+        </w:rPr>
+        <w:t>належить</w:t>
+      </w:r>
+      <w:r>
+        <w:rPr>
+          <w:rFonts w:ascii="Times New Roman" w:hAnsi="Times New Roman"/>
+          <w:sz w:val="24"/>
+        </w:rPr>
+        <w:t xml:space="preserve"> </w:t>
+      </w:r>
+      <w:r>
+        <w:rPr>
+          <w:rFonts w:ascii="Times New Roman" w:hAnsi="Times New Roman"/>
+          <w:sz w:val="24"/>
+        </w:rPr>
+        <w:t>усяка</w:t>
+      </w:r>
+      <w:r>
+        <w:rPr>
+          <w:rFonts w:ascii="Times New Roman" w:hAnsi="Times New Roman"/>
+          <w:sz w:val="24"/>
+        </w:rPr>
+        <w:t xml:space="preserve"> </w:t>
+      </w:r>
+      <w:r>
+        <w:rPr>
+          <w:rFonts w:ascii="Times New Roman" w:hAnsi="Times New Roman"/>
+          <w:sz w:val="24"/>
+        </w:rPr>
+        <w:t>слава,</w:t>
+      </w:r>
+      <w:r>
+        <w:rPr>
+          <w:rFonts w:ascii="Times New Roman" w:hAnsi="Times New Roman"/>
+          <w:sz w:val="24"/>
+        </w:rPr>
+        <w:t xml:space="preserve"> </w:t>
+      </w:r>
+      <w:r>
+        <w:rPr>
+          <w:rFonts w:ascii="Times New Roman" w:hAnsi="Times New Roman"/>
+          <w:sz w:val="24"/>
+        </w:rPr>
+        <w:t>честь</w:t>
+      </w:r>
+      <w:r>
+        <w:rPr>
+          <w:rFonts w:ascii="Times New Roman" w:hAnsi="Times New Roman"/>
+          <w:sz w:val="24"/>
+        </w:rPr>
+        <w:t xml:space="preserve"> </w:t>
+      </w:r>
+      <w:r>
+        <w:rPr>
+          <w:rFonts w:ascii="Times New Roman" w:hAnsi="Times New Roman"/>
+          <w:sz w:val="24"/>
+        </w:rPr>
+        <w:t>і</w:t>
+      </w:r>
+      <w:r>
+        <w:rPr>
+          <w:rFonts w:ascii="Times New Roman" w:hAnsi="Times New Roman"/>
+          <w:sz w:val="24"/>
+        </w:rPr>
+        <w:t xml:space="preserve"> </w:t>
+      </w:r>
+      <w:r>
+        <w:rPr>
+          <w:rFonts w:ascii="Times New Roman" w:hAnsi="Times New Roman"/>
+          <w:sz w:val="24"/>
+        </w:rPr>
+        <w:t>поклоніння,</w:t>
+      </w:r>
+      <w:r>
+        <w:rPr>
+          <w:rFonts w:ascii="Times New Roman" w:hAnsi="Times New Roman"/>
+          <w:sz w:val="24"/>
+        </w:rPr>
+        <w:t xml:space="preserve"> </w:t>
+      </w:r>
+      <w:r>
+        <w:rPr>
+          <w:rFonts w:ascii="Times New Roman" w:hAnsi="Times New Roman"/>
+          <w:sz w:val="24"/>
+        </w:rPr>
+        <w:t>Отцю,</w:t>
+      </w:r>
+      <w:r>
+        <w:rPr>
+          <w:rFonts w:ascii="Times New Roman" w:hAnsi="Times New Roman"/>
+          <w:sz w:val="24"/>
+        </w:rPr>
+        <w:t xml:space="preserve"> </w:t>
+      </w:r>
+      <w:r>
+        <w:rPr>
+          <w:rFonts w:ascii="Times New Roman" w:hAnsi="Times New Roman"/>
+          <w:sz w:val="24"/>
+        </w:rPr>
+        <w:t>і</w:t>
+      </w:r>
+      <w:r>
+        <w:rPr>
+          <w:rFonts w:ascii="Times New Roman" w:hAnsi="Times New Roman"/>
+          <w:sz w:val="24"/>
+        </w:rPr>
+        <w:t xml:space="preserve"> </w:t>
+      </w:r>
+      <w:r>
+        <w:rPr>
+          <w:rFonts w:ascii="Times New Roman" w:hAnsi="Times New Roman"/>
+          <w:sz w:val="24"/>
+        </w:rPr>
+        <w:t>Сину,</w:t>
+      </w:r>
+      <w:r>
+        <w:rPr>
+          <w:rFonts w:ascii="Times New Roman" w:hAnsi="Times New Roman"/>
+          <w:sz w:val="24"/>
+        </w:rPr>
+        <w:t xml:space="preserve"> </w:t>
+      </w:r>
+      <w:r>
+        <w:rPr>
+          <w:rFonts w:ascii="Times New Roman" w:hAnsi="Times New Roman"/>
+          <w:sz w:val="24"/>
+        </w:rPr>
+        <w:t>і</w:t>
+      </w:r>
+      <w:r>
+        <w:rPr>
+          <w:rFonts w:ascii="Times New Roman" w:hAnsi="Times New Roman"/>
+          <w:sz w:val="24"/>
+        </w:rPr>
+        <w:t xml:space="preserve"> </w:t>
+      </w:r>
+      <w:r>
+        <w:rPr>
+          <w:rFonts w:ascii="Times New Roman" w:hAnsi="Times New Roman"/>
+          <w:sz w:val="24"/>
+        </w:rPr>
+        <w:t>Святому</w:t>
+      </w:r>
+      <w:r>
+        <w:rPr>
+          <w:rFonts w:ascii="Times New Roman" w:hAnsi="Times New Roman"/>
+          <w:sz w:val="24"/>
+        </w:rPr>
+        <w:t xml:space="preserve"> </w:t>
+      </w:r>
+      <w:r>
+        <w:rPr>
+          <w:rFonts w:ascii="Times New Roman" w:hAnsi="Times New Roman"/>
+          <w:sz w:val="24"/>
+        </w:rPr>
+        <w:t>Духові,</w:t>
+      </w:r>
+      <w:r>
+        <w:rPr>
+          <w:rFonts w:ascii="Times New Roman" w:hAnsi="Times New Roman"/>
+          <w:sz w:val="24"/>
+        </w:rPr>
+        <w:t xml:space="preserve"> </w:t>
+      </w:r>
+      <w:r>
+        <w:rPr>
+          <w:rFonts w:ascii="Times New Roman" w:hAnsi="Times New Roman"/>
+          <w:sz w:val="24"/>
+        </w:rPr>
+        <w:t>нині,</w:t>
+      </w:r>
+      <w:r>
+        <w:rPr>
+          <w:rFonts w:ascii="Times New Roman" w:hAnsi="Times New Roman"/>
+          <w:sz w:val="24"/>
+        </w:rPr>
+        <w:t xml:space="preserve"> </w:t>
+      </w:r>
+      <w:r>
+        <w:rPr>
+          <w:rFonts w:ascii="Times New Roman" w:hAnsi="Times New Roman"/>
+          <w:sz w:val="24"/>
+        </w:rPr>
+        <w:t>і</w:t>
+      </w:r>
+      <w:r>
+        <w:rPr>
+          <w:rFonts w:ascii="Times New Roman" w:hAnsi="Times New Roman"/>
+          <w:sz w:val="24"/>
+        </w:rPr>
+        <w:t xml:space="preserve"> </w:t>
+      </w:r>
+      <w:r>
+        <w:rPr>
+          <w:rFonts w:ascii="Times New Roman" w:hAnsi="Times New Roman"/>
+          <w:sz w:val="24"/>
+        </w:rPr>
+        <w:t>повсякчас,</w:t>
+      </w:r>
+      <w:r>
+        <w:rPr>
+          <w:rFonts w:ascii="Times New Roman" w:hAnsi="Times New Roman"/>
+          <w:sz w:val="24"/>
+        </w:rPr>
+        <w:t xml:space="preserve"> </w:t>
+      </w:r>
+      <w:r>
+        <w:rPr>
+          <w:rFonts w:ascii="Times New Roman" w:hAnsi="Times New Roman"/>
+          <w:sz w:val="24"/>
+        </w:rPr>
+        <w:t>і</w:t>
+      </w:r>
+      <w:r>
+        <w:rPr>
+          <w:rFonts w:ascii="Times New Roman" w:hAnsi="Times New Roman"/>
+          <w:sz w:val="24"/>
+        </w:rPr>
+        <w:t xml:space="preserve"> </w:t>
+      </w:r>
+      <w:r>
+        <w:rPr>
+          <w:rFonts w:ascii="Times New Roman" w:hAnsi="Times New Roman"/>
+          <w:sz w:val="24"/>
+        </w:rPr>
+        <w:t>на</w:t>
+      </w:r>
+      <w:r>
+        <w:rPr>
+          <w:rFonts w:ascii="Times New Roman" w:hAnsi="Times New Roman"/>
+          <w:sz w:val="24"/>
+        </w:rPr>
+        <w:t xml:space="preserve"> </w:t>
+      </w:r>
+      <w:r>
+        <w:rPr>
+          <w:rFonts w:ascii="Times New Roman" w:hAnsi="Times New Roman"/>
+          <w:sz w:val="24"/>
+        </w:rPr>
+        <w:t>віки</w:t>
+      </w:r>
+      <w:r>
+        <w:rPr>
+          <w:rFonts w:ascii="Times New Roman" w:hAnsi="Times New Roman"/>
+          <w:sz w:val="24"/>
+        </w:rPr>
+        <w:t xml:space="preserve"> </w:t>
+      </w:r>
+      <w:r>
+        <w:rPr>
+          <w:rFonts w:ascii="Times New Roman" w:hAnsi="Times New Roman"/>
+          <w:sz w:val="24"/>
+        </w:rPr>
+        <w:t>віків.</w:t>
       </w:r>
     </w:p>
     <w:p>
@@ -4517,26 +4890,126 @@
     </w:p>
     <w:p>
       <w:pPr>
-        <w:widowControl w:val="0"/>
-        <w:pBdr>
-          <w:top w:val="nil"/>
-          <w:left w:val="nil"/>
-          <w:bottom w:val="nil"/>
-          <w:right w:val="nil"/>
-          <w:between w:val="nil"/>
-        </w:pBdr>
-        <w:spacing w:after="120"/>
-        <w:rPr>
-          <w:rFonts w:eastAsia="Times New Roman" w:cs="Times New Roman"/>
-          <w:lang w:val="uk-UA"/>
-        </w:rPr>
-      </w:pPr>
-      <w:r>
-        <w:rPr>
-          <w:rFonts w:eastAsia="Times New Roman" w:cs="Times New Roman"/>
-          <w:lang w:val="uk-UA"/>
-        </w:rPr>
-        <w:t>Заступи, спаси, помилуй і охорони нас, Боже, Твоєю благодаттю.</w:t>
+        <w:spacing w:after="120"/>
+      </w:pPr>
+      <w:r>
+        <w:rPr>
+          <w:rFonts w:ascii="Times New Roman" w:hAnsi="Times New Roman"/>
+          <w:sz w:val="24"/>
+        </w:rPr>
+        <w:t>Заступи,</w:t>
+      </w:r>
+      <w:r>
+        <w:rPr>
+          <w:rFonts w:ascii="Times New Roman" w:hAnsi="Times New Roman"/>
+          <w:sz w:val="24"/>
+        </w:rPr>
+        <w:t xml:space="preserve"> </w:t>
+      </w:r>
+      <w:r>
+        <w:rPr>
+          <w:rFonts w:ascii="Times New Roman" w:hAnsi="Times New Roman"/>
+          <w:sz w:val="24"/>
+        </w:rPr>
+        <w:t>спаси,</w:t>
+      </w:r>
+      <w:r>
+        <w:rPr>
+          <w:rFonts w:ascii="Times New Roman" w:hAnsi="Times New Roman"/>
+          <w:sz w:val="24"/>
+        </w:rPr>
+        <w:t xml:space="preserve"> </w:t>
+      </w:r>
+      <w:r>
+        <w:rPr>
+          <w:rFonts w:ascii="Times New Roman" w:hAnsi="Times New Roman"/>
+          <w:sz w:val="24"/>
+        </w:rPr>
+        <w:t>помилуй</w:t>
+      </w:r>
+      <w:r>
+        <w:rPr>
+          <w:rFonts w:ascii="Times New Roman" w:hAnsi="Times New Roman"/>
+          <w:sz w:val="24"/>
+        </w:rPr>
+        <w:t xml:space="preserve"> </w:t>
+      </w:r>
+      <w:r>
+        <w:rPr>
+          <w:rFonts w:ascii="Times New Roman" w:hAnsi="Times New Roman"/>
+          <w:sz w:val="24"/>
+        </w:rPr>
+        <w:t>і</w:t>
+      </w:r>
+      <w:r>
+        <w:rPr>
+          <w:rFonts w:ascii="Times New Roman" w:hAnsi="Times New Roman"/>
+          <w:sz w:val="24"/>
+        </w:rPr>
+        <w:t xml:space="preserve"> </w:t>
+      </w:r>
+      <w:r>
+        <w:rPr>
+          <w:rFonts w:ascii="Times New Roman" w:hAnsi="Times New Roman"/>
+          <w:sz w:val="24"/>
+        </w:rPr>
+        <w:t>охорони</w:t>
+      </w:r>
+      <w:r>
+        <w:rPr>
+          <w:rFonts w:ascii="Times New Roman" w:hAnsi="Times New Roman"/>
+          <w:sz w:val="24"/>
+        </w:rPr>
+        <w:t xml:space="preserve"> </w:t>
+      </w:r>
+      <w:r>
+        <w:rPr>
+          <w:rFonts w:ascii="Times New Roman" w:hAnsi="Times New Roman"/>
+          <w:sz w:val="24"/>
+        </w:rPr>
+        <w:t>нас,</w:t>
+      </w:r>
+      <w:r>
+        <w:rPr>
+          <w:rFonts w:ascii="Times New Roman" w:hAnsi="Times New Roman"/>
+          <w:sz w:val="24"/>
+        </w:rPr>
+        <w:t xml:space="preserve"> </w:t>
+      </w:r>
+      <w:r>
+        <w:rPr>
+          <w:rFonts w:ascii="Times New Roman" w:hAnsi="Times New Roman"/>
+          <w:sz w:val="24"/>
+        </w:rPr>
+        <w:t>Боже,</w:t>
+      </w:r>
+      <w:r>
+        <w:rPr>
+          <w:rFonts w:ascii="Times New Roman" w:hAnsi="Times New Roman"/>
+          <w:sz w:val="24"/>
+        </w:rPr>
+        <w:t xml:space="preserve"> </w:t>
+      </w:r>
+      <w:r>
+        <w:rPr>
+          <w:rFonts w:ascii="Times New Roman" w:hAnsi="Times New Roman"/>
+          <w:sz w:val="24"/>
+        </w:rPr>
+        <w:t>Твоєю</w:t>
+      </w:r>
+      <w:r>
+        <w:rPr>
+          <w:rFonts w:ascii="Times New Roman" w:hAnsi="Times New Roman"/>
+          <w:sz w:val="24"/>
+        </w:rPr>
+        <w:t xml:space="preserve"> </w:t>
+      </w:r>
+      <w:r>
+        <w:rPr>
+          <w:rFonts w:ascii="Times New Roman" w:hAnsi="Times New Roman"/>
+          <w:sz w:val="24"/>
+        </w:rPr>
+        <w:t>благодаттю</w:t>
       </w:r>
     </w:p>
     <w:p>
@@ -6293,26 +6766,126 @@
     </w:p>
     <w:p>
       <w:pPr>
-        <w:widowControl w:val="0"/>
-        <w:pBdr>
-          <w:top w:val="nil"/>
-          <w:left w:val="nil"/>
-          <w:bottom w:val="nil"/>
-          <w:right w:val="nil"/>
-          <w:between w:val="nil"/>
-        </w:pBdr>
-        <w:spacing w:after="120"/>
-        <w:rPr>
-          <w:rFonts w:eastAsia="Times New Roman" w:cs="Times New Roman"/>
-          <w:lang w:val="uk-UA"/>
-        </w:rPr>
-      </w:pPr>
-      <w:r>
-        <w:rPr>
-          <w:rFonts w:eastAsia="Times New Roman" w:cs="Times New Roman"/>
-          <w:lang w:val="uk-UA"/>
-        </w:rPr>
-        <w:t>Заступи, спаси, помилуй і охорони нас, Боже, Твоєю благодаттю.</w:t>
+        <w:spacing w:after="120"/>
+      </w:pPr>
+      <w:r>
+        <w:rPr>
+          <w:rFonts w:ascii="Times New Roman" w:hAnsi="Times New Roman"/>
+          <w:sz w:val="24"/>
+        </w:rPr>
+        <w:t>Заступи,</w:t>
+      </w:r>
+      <w:r>
+        <w:rPr>
+          <w:rFonts w:ascii="Times New Roman" w:hAnsi="Times New Roman"/>
+          <w:sz w:val="24"/>
+        </w:rPr>
+        <w:t xml:space="preserve"> </w:t>
+      </w:r>
+      <w:r>
+        <w:rPr>
+          <w:rFonts w:ascii="Times New Roman" w:hAnsi="Times New Roman"/>
+          <w:sz w:val="24"/>
+        </w:rPr>
+        <w:t>спаси,</w:t>
+      </w:r>
+      <w:r>
+        <w:rPr>
+          <w:rFonts w:ascii="Times New Roman" w:hAnsi="Times New Roman"/>
+          <w:sz w:val="24"/>
+        </w:rPr>
+        <w:t xml:space="preserve"> </w:t>
+      </w:r>
+      <w:r>
+        <w:rPr>
+          <w:rFonts w:ascii="Times New Roman" w:hAnsi="Times New Roman"/>
+          <w:sz w:val="24"/>
+        </w:rPr>
+        <w:t>помилуй</w:t>
+      </w:r>
+      <w:r>
+        <w:rPr>
+          <w:rFonts w:ascii="Times New Roman" w:hAnsi="Times New Roman"/>
+          <w:sz w:val="24"/>
+        </w:rPr>
+        <w:t xml:space="preserve"> </w:t>
+      </w:r>
+      <w:r>
+        <w:rPr>
+          <w:rFonts w:ascii="Times New Roman" w:hAnsi="Times New Roman"/>
+          <w:sz w:val="24"/>
+        </w:rPr>
+        <w:t>і</w:t>
+      </w:r>
+      <w:r>
+        <w:rPr>
+          <w:rFonts w:ascii="Times New Roman" w:hAnsi="Times New Roman"/>
+          <w:sz w:val="24"/>
+        </w:rPr>
+        <w:t xml:space="preserve"> </w:t>
+      </w:r>
+      <w:r>
+        <w:rPr>
+          <w:rFonts w:ascii="Times New Roman" w:hAnsi="Times New Roman"/>
+          <w:sz w:val="24"/>
+        </w:rPr>
+        <w:t>охорони</w:t>
+      </w:r>
+      <w:r>
+        <w:rPr>
+          <w:rFonts w:ascii="Times New Roman" w:hAnsi="Times New Roman"/>
+          <w:sz w:val="24"/>
+        </w:rPr>
+        <w:t xml:space="preserve"> </w:t>
+      </w:r>
+      <w:r>
+        <w:rPr>
+          <w:rFonts w:ascii="Times New Roman" w:hAnsi="Times New Roman"/>
+          <w:sz w:val="24"/>
+        </w:rPr>
+        <w:t>нас,</w:t>
+      </w:r>
+      <w:r>
+        <w:rPr>
+          <w:rFonts w:ascii="Times New Roman" w:hAnsi="Times New Roman"/>
+          <w:sz w:val="24"/>
+        </w:rPr>
+        <w:t xml:space="preserve"> </w:t>
+      </w:r>
+      <w:r>
+        <w:rPr>
+          <w:rFonts w:ascii="Times New Roman" w:hAnsi="Times New Roman"/>
+          <w:sz w:val="24"/>
+        </w:rPr>
+        <w:t>Боже,</w:t>
+      </w:r>
+      <w:r>
+        <w:rPr>
+          <w:rFonts w:ascii="Times New Roman" w:hAnsi="Times New Roman"/>
+          <w:sz w:val="24"/>
+        </w:rPr>
+        <w:t xml:space="preserve"> </w:t>
+      </w:r>
+      <w:r>
+        <w:rPr>
+          <w:rFonts w:ascii="Times New Roman" w:hAnsi="Times New Roman"/>
+          <w:sz w:val="24"/>
+        </w:rPr>
+        <w:t>Твоєю</w:t>
+      </w:r>
+      <w:r>
+        <w:rPr>
+          <w:rFonts w:ascii="Times New Roman" w:hAnsi="Times New Roman"/>
+          <w:sz w:val="24"/>
+        </w:rPr>
+        <w:t xml:space="preserve"> </w:t>
+      </w:r>
+      <w:r>
+        <w:rPr>
+          <w:rFonts w:ascii="Times New Roman" w:hAnsi="Times New Roman"/>
+          <w:sz w:val="24"/>
+        </w:rPr>
+        <w:t>благодаттю</w:t>
       </w:r>
     </w:p>
     <w:p>
@@ -6529,7 +7102,7 @@
           <w:rFonts w:eastAsia="Times New Roman" w:cs="Times New Roman"/>
           <w:lang w:val="uk-UA"/>
         </w:rPr>
-        <w:t xml:space="preserve">Бо Ти благий і чоловіколюбець Бог єси, і Тобі славу </w:t>
+        <w:t xml:space="preserve">Бо Ти благий і людинолюбний Бог єси, і Тобі славу </w:t>
       </w:r>
       <w:proofErr w:type="spellStart"/>
       <w:r>
@@ -8115,27 +8688,126 @@
     </w:p>
     <w:p>
       <w:pPr>
-        <w:widowControl w:val="0"/>
-        <w:pBdr>
-          <w:top w:val="nil"/>
-          <w:left w:val="nil"/>
-          <w:bottom w:val="nil"/>
-          <w:right w:val="nil"/>
-          <w:between w:val="nil"/>
-        </w:pBdr>
-        <w:spacing w:after="120"/>
-        <w:jc w:val="both"/>
-        <w:rPr>
-          <w:rFonts w:eastAsia="Times New Roman" w:cs="Times New Roman"/>
-          <w:lang w:val="uk-UA"/>
-        </w:rPr>
-      </w:pPr>
-      <w:r>
-        <w:rPr>
-          <w:rFonts w:eastAsia="Times New Roman" w:cs="Times New Roman"/>
-          <w:lang w:val="uk-UA"/>
-        </w:rPr>
-        <w:t>Заступи, спаси, помилуй і охорони нас, Боже, Твоєю благодаттю.</w:t>
+        <w:spacing w:after="120"/>
+      </w:pPr>
+      <w:r>
+        <w:rPr>
+          <w:rFonts w:ascii="Times New Roman" w:hAnsi="Times New Roman"/>
+          <w:sz w:val="24"/>
+        </w:rPr>
+        <w:t>Заступи,</w:t>
+      </w:r>
+      <w:r>
+        <w:rPr>
+          <w:rFonts w:ascii="Times New Roman" w:hAnsi="Times New Roman"/>
+          <w:sz w:val="24"/>
+        </w:rPr>
+        <w:t xml:space="preserve"> </w:t>
+      </w:r>
+      <w:r>
+        <w:rPr>
+          <w:rFonts w:ascii="Times New Roman" w:hAnsi="Times New Roman"/>
+          <w:sz w:val="24"/>
+        </w:rPr>
+        <w:t>спаси,</w:t>
+      </w:r>
+      <w:r>
+        <w:rPr>
+          <w:rFonts w:ascii="Times New Roman" w:hAnsi="Times New Roman"/>
+          <w:sz w:val="24"/>
+        </w:rPr>
+        <w:t xml:space="preserve"> </w:t>
+      </w:r>
+      <w:r>
+        <w:rPr>
+          <w:rFonts w:ascii="Times New Roman" w:hAnsi="Times New Roman"/>
+          <w:sz w:val="24"/>
+        </w:rPr>
+        <w:t>помилуй</w:t>
+      </w:r>
+      <w:r>
+        <w:rPr>
+          <w:rFonts w:ascii="Times New Roman" w:hAnsi="Times New Roman"/>
+          <w:sz w:val="24"/>
+        </w:rPr>
+        <w:t xml:space="preserve"> </w:t>
+      </w:r>
+      <w:r>
+        <w:rPr>
+          <w:rFonts w:ascii="Times New Roman" w:hAnsi="Times New Roman"/>
+          <w:sz w:val="24"/>
+        </w:rPr>
+        <w:t>і</w:t>
+      </w:r>
+      <w:r>
+        <w:rPr>
+          <w:rFonts w:ascii="Times New Roman" w:hAnsi="Times New Roman"/>
+          <w:sz w:val="24"/>
+        </w:rPr>
+        <w:t xml:space="preserve"> </w:t>
+      </w:r>
+      <w:r>
+        <w:rPr>
+          <w:rFonts w:ascii="Times New Roman" w:hAnsi="Times New Roman"/>
+          <w:sz w:val="24"/>
+        </w:rPr>
+        <w:t>охорони</w:t>
+      </w:r>
+      <w:r>
+        <w:rPr>
+          <w:rFonts w:ascii="Times New Roman" w:hAnsi="Times New Roman"/>
+          <w:sz w:val="24"/>
+        </w:rPr>
+        <w:t xml:space="preserve"> </w:t>
+      </w:r>
+      <w:r>
+        <w:rPr>
+          <w:rFonts w:ascii="Times New Roman" w:hAnsi="Times New Roman"/>
+          <w:sz w:val="24"/>
+        </w:rPr>
+        <w:t>нас,</w:t>
+      </w:r>
+      <w:r>
+        <w:rPr>
+          <w:rFonts w:ascii="Times New Roman" w:hAnsi="Times New Roman"/>
+          <w:sz w:val="24"/>
+        </w:rPr>
+        <w:t xml:space="preserve"> </w:t>
+      </w:r>
+      <w:r>
+        <w:rPr>
+          <w:rFonts w:ascii="Times New Roman" w:hAnsi="Times New Roman"/>
+          <w:sz w:val="24"/>
+        </w:rPr>
+        <w:t>Боже,</w:t>
+      </w:r>
+      <w:r>
+        <w:rPr>
+          <w:rFonts w:ascii="Times New Roman" w:hAnsi="Times New Roman"/>
+          <w:sz w:val="24"/>
+        </w:rPr>
+        <w:t xml:space="preserve"> </w:t>
+      </w:r>
+      <w:r>
+        <w:rPr>
+          <w:rFonts w:ascii="Times New Roman" w:hAnsi="Times New Roman"/>
+          <w:sz w:val="24"/>
+        </w:rPr>
+        <w:t>Твоєю</w:t>
+      </w:r>
+      <w:r>
+        <w:rPr>
+          <w:rFonts w:ascii="Times New Roman" w:hAnsi="Times New Roman"/>
+          <w:sz w:val="24"/>
+        </w:rPr>
+        <w:t xml:space="preserve"> </w:t>
+      </w:r>
+      <w:r>
+        <w:rPr>
+          <w:rFonts w:ascii="Times New Roman" w:hAnsi="Times New Roman"/>
+          <w:sz w:val="24"/>
+        </w:rPr>
+        <w:t>благодаттю</w:t>
       </w:r>
     </w:p>
     <w:p>
@@ -9595,7 +10267,7 @@
           <w:rFonts w:eastAsia="Palatino Linotype" w:cs="Times New Roman"/>
           <w:lang w:val="uk-UA"/>
         </w:rPr>
-        <w:t xml:space="preserve"> * і до </w:t>
+        <w:t xml:space="preserve"> * і до </w:t>
       </w:r>
       <w:proofErr w:type="spellStart"/>
       <w:r>
@@ -9643,7 +10315,7 @@
           <w:rFonts w:eastAsia="Palatino Linotype" w:cs="Times New Roman"/>
           <w:lang w:val="uk-UA"/>
         </w:rPr>
-        <w:t xml:space="preserve">, * </w:t>
+        <w:t xml:space="preserve">, * </w:t>
       </w:r>
       <w:proofErr w:type="spellStart"/>
       <w:r>
@@ -9723,7 +10395,7 @@
           <w:rFonts w:eastAsia="Palatino Linotype" w:cs="Times New Roman"/>
           <w:lang w:val="uk-UA"/>
         </w:rPr>
-        <w:t xml:space="preserve">, * у розбійницькі впав я </w:t>
+        <w:t xml:space="preserve">, * у розбійницькі впав я </w:t>
       </w:r>
       <w:proofErr w:type="spellStart"/>
       <w:r>
@@ -9739,7 +10411,7 @@
           <w:rFonts w:eastAsia="Palatino Linotype" w:cs="Times New Roman"/>
           <w:lang w:val="uk-UA"/>
         </w:rPr>
-        <w:t xml:space="preserve">, * </w:t>
+        <w:t xml:space="preserve">, * </w:t>
       </w:r>
       <w:proofErr w:type="spellStart"/>
       <w:r>
@@ -9803,7 +10475,7 @@
           <w:rFonts w:eastAsia="Palatino Linotype" w:cs="Times New Roman"/>
           <w:lang w:val="uk-UA"/>
         </w:rPr>
-        <w:t xml:space="preserve"> здер, * і в </w:t>
+        <w:t xml:space="preserve"> здер, * і в </w:t>
       </w:r>
       <w:proofErr w:type="spellStart"/>
       <w:r>
@@ -9835,7 +10507,7 @@
           <w:rFonts w:eastAsia="Palatino Linotype" w:cs="Times New Roman"/>
           <w:lang w:val="uk-UA"/>
         </w:rPr>
-        <w:t xml:space="preserve">, лежу́. * </w:t>
+        <w:t xml:space="preserve">, лежу́. * </w:t>
       </w:r>
       <w:proofErr w:type="spellStart"/>
       <w:r>
@@ -9867,7 +10539,7 @@
           <w:rFonts w:eastAsia="Palatino Linotype" w:cs="Times New Roman"/>
           <w:lang w:val="uk-UA"/>
         </w:rPr>
-        <w:t xml:space="preserve"> * і падіння </w:t>
+        <w:t xml:space="preserve"> * і падіння </w:t>
       </w:r>
       <w:proofErr w:type="spellStart"/>
       <w:r>
@@ -9899,7 +10571,7 @@
           <w:rFonts w:eastAsia="Palatino Linotype" w:cs="Times New Roman"/>
           <w:lang w:val="uk-UA"/>
         </w:rPr>
-        <w:t xml:space="preserve">; * і левіт – і той, </w:t>
+        <w:t xml:space="preserve">; * і левіт – і той, </w:t>
       </w:r>
       <w:proofErr w:type="spellStart"/>
       <w:r>
@@ -9947,7 +10619,7 @@
           <w:rFonts w:eastAsia="Palatino Linotype" w:cs="Times New Roman"/>
           <w:lang w:val="uk-UA"/>
         </w:rPr>
-        <w:t xml:space="preserve">. * Ти ж, </w:t>
+        <w:t xml:space="preserve">. * Ти ж, </w:t>
       </w:r>
       <w:proofErr w:type="spellStart"/>
       <w:r>
@@ -9995,7 +10667,7 @@
           <w:rFonts w:eastAsia="Palatino Linotype" w:cs="Times New Roman"/>
           <w:lang w:val="uk-UA"/>
         </w:rPr>
-        <w:t xml:space="preserve"> * і що </w:t>
+        <w:t xml:space="preserve"> * і що </w:t>
       </w:r>
       <w:proofErr w:type="spellStart"/>
       <w:r>
@@ -10027,7 +10699,7 @@
           <w:rFonts w:eastAsia="Palatino Linotype" w:cs="Times New Roman"/>
           <w:lang w:val="uk-UA"/>
         </w:rPr>
-        <w:t xml:space="preserve"> ребра́ Твого́ * – </w:t>
+        <w:t xml:space="preserve"> ребра́ Твого́ * – </w:t>
       </w:r>
       <w:proofErr w:type="spellStart"/>
       <w:r>
@@ -10075,7 +10747,7 @@
           <w:rFonts w:eastAsia="Palatino Linotype" w:cs="Times New Roman"/>
           <w:lang w:val="uk-UA"/>
         </w:rPr>
-        <w:t xml:space="preserve">, * мов </w:t>
+        <w:t xml:space="preserve">, * мов </w:t>
       </w:r>
       <w:proofErr w:type="spellStart"/>
       <w:r>
@@ -10139,7 +10811,7 @@
           <w:rFonts w:eastAsia="Palatino Linotype" w:cs="Times New Roman"/>
           <w:lang w:val="uk-UA"/>
         </w:rPr>
-        <w:t xml:space="preserve">, * </w:t>
+        <w:t xml:space="preserve">, * </w:t>
       </w:r>
       <w:proofErr w:type="spellStart"/>
       <w:r>
@@ -10187,7 +10859,7 @@
           <w:rFonts w:eastAsia="Palatino Linotype" w:cs="Times New Roman"/>
           <w:lang w:val="uk-UA"/>
         </w:rPr>
-        <w:t xml:space="preserve"> стягни́ * і до </w:t>
+        <w:t xml:space="preserve"> стягни́ * і до </w:t>
       </w:r>
       <w:proofErr w:type="spellStart"/>
       <w:r>
@@ -10235,7 +10907,7 @@
           <w:rFonts w:eastAsia="Palatino Linotype" w:cs="Times New Roman"/>
           <w:lang w:val="uk-UA"/>
         </w:rPr>
-        <w:t xml:space="preserve">, * як </w:t>
+        <w:t xml:space="preserve">, * як </w:t>
       </w:r>
       <w:proofErr w:type="spellStart"/>
       <w:r>
@@ -10390,7 +11062,7 @@
           <w:rFonts w:eastAsia="Palatino Linotype" w:cs="Times New Roman"/>
           <w:lang w:val="uk-UA"/>
         </w:rPr>
-        <w:t xml:space="preserve"> * і до </w:t>
+        <w:t xml:space="preserve"> * і до </w:t>
       </w:r>
       <w:proofErr w:type="spellStart"/>
       <w:r>
@@ -10438,7 +11110,7 @@
           <w:rFonts w:eastAsia="Palatino Linotype" w:cs="Times New Roman"/>
           <w:lang w:val="uk-UA"/>
         </w:rPr>
-        <w:t xml:space="preserve">, * </w:t>
+        <w:t xml:space="preserve">, * </w:t>
       </w:r>
       <w:proofErr w:type="spellStart"/>
       <w:r>
@@ -10518,7 +11190,7 @@
           <w:rFonts w:eastAsia="Palatino Linotype" w:cs="Times New Roman"/>
           <w:lang w:val="uk-UA"/>
         </w:rPr>
-        <w:t xml:space="preserve">, * у розбійницькі впав я </w:t>
+        <w:t xml:space="preserve">, * у розбійницькі впав я </w:t>
       </w:r>
       <w:proofErr w:type="spellStart"/>
       <w:r>
@@ -10534,7 +11206,7 @@
           <w:rFonts w:eastAsia="Palatino Linotype" w:cs="Times New Roman"/>
           <w:lang w:val="uk-UA"/>
         </w:rPr>
-        <w:t xml:space="preserve">, * </w:t>
+        <w:t xml:space="preserve">, * </w:t>
       </w:r>
       <w:proofErr w:type="spellStart"/>
       <w:r>
@@ -10598,7 +11270,7 @@
           <w:rFonts w:eastAsia="Palatino Linotype" w:cs="Times New Roman"/>
           <w:lang w:val="uk-UA"/>
         </w:rPr>
-        <w:t xml:space="preserve"> здер, * і в </w:t>
+        <w:t xml:space="preserve"> здер, * і в </w:t>
       </w:r>
       <w:proofErr w:type="spellStart"/>
       <w:r>
@@ -10630,7 +11302,7 @@
           <w:rFonts w:eastAsia="Palatino Linotype" w:cs="Times New Roman"/>
           <w:lang w:val="uk-UA"/>
         </w:rPr>
-        <w:t xml:space="preserve">, лежу́. * </w:t>
+        <w:t xml:space="preserve">, лежу́. * </w:t>
       </w:r>
       <w:proofErr w:type="spellStart"/>
       <w:r>
@@ -10662,7 +11334,7 @@
           <w:rFonts w:eastAsia="Palatino Linotype" w:cs="Times New Roman"/>
           <w:lang w:val="uk-UA"/>
         </w:rPr>
-        <w:t xml:space="preserve"> * і падіння </w:t>
+        <w:t xml:space="preserve"> * і падіння </w:t>
       </w:r>
       <w:proofErr w:type="spellStart"/>
       <w:r>
@@ -10694,7 +11366,7 @@
           <w:rFonts w:eastAsia="Palatino Linotype" w:cs="Times New Roman"/>
           <w:lang w:val="uk-UA"/>
         </w:rPr>
-        <w:t xml:space="preserve">; * і левіт – і той, </w:t>
+        <w:t xml:space="preserve">; * і левіт – і той, </w:t>
       </w:r>
       <w:proofErr w:type="spellStart"/>
       <w:r>
@@ -10742,7 +11414,7 @@
           <w:rFonts w:eastAsia="Palatino Linotype" w:cs="Times New Roman"/>
           <w:lang w:val="uk-UA"/>
         </w:rPr>
-        <w:t xml:space="preserve">. * Ти ж, </w:t>
+        <w:t xml:space="preserve">. * Ти ж, </w:t>
       </w:r>
       <w:proofErr w:type="spellStart"/>
       <w:r>
@@ -10790,7 +11462,7 @@
           <w:rFonts w:eastAsia="Palatino Linotype" w:cs="Times New Roman"/>
           <w:lang w:val="uk-UA"/>
         </w:rPr>
-        <w:t xml:space="preserve"> * і що </w:t>
+        <w:t xml:space="preserve"> * і що </w:t>
       </w:r>
       <w:proofErr w:type="spellStart"/>
       <w:r>
@@ -10822,7 +11494,7 @@
           <w:rFonts w:eastAsia="Palatino Linotype" w:cs="Times New Roman"/>
           <w:lang w:val="uk-UA"/>
         </w:rPr>
-        <w:t xml:space="preserve"> ребра́ Твого́ * – </w:t>
+        <w:t xml:space="preserve"> ребра́ Твого́ * – </w:t>
       </w:r>
       <w:proofErr w:type="spellStart"/>
       <w:r>
@@ -10870,7 +11542,7 @@
           <w:rFonts w:eastAsia="Palatino Linotype" w:cs="Times New Roman"/>
           <w:lang w:val="uk-UA"/>
         </w:rPr>
-        <w:t xml:space="preserve">, * мов </w:t>
+        <w:t xml:space="preserve">, * мов </w:t>
       </w:r>
       <w:proofErr w:type="spellStart"/>
       <w:r>
@@ -10934,7 +11606,7 @@
           <w:rFonts w:eastAsia="Palatino Linotype" w:cs="Times New Roman"/>
           <w:lang w:val="uk-UA"/>
         </w:rPr>
-        <w:t xml:space="preserve">, * </w:t>
+        <w:t xml:space="preserve">, * </w:t>
       </w:r>
       <w:proofErr w:type="spellStart"/>
       <w:r>
@@ -10982,7 +11654,7 @@
           <w:rFonts w:eastAsia="Palatino Linotype" w:cs="Times New Roman"/>
           <w:lang w:val="uk-UA"/>
         </w:rPr>
-        <w:t xml:space="preserve"> стягни́ * і до </w:t>
+        <w:t xml:space="preserve"> стягни́ * і до </w:t>
       </w:r>
       <w:proofErr w:type="spellStart"/>
       <w:r>
@@ -11030,7 +11702,7 @@
           <w:rFonts w:eastAsia="Palatino Linotype" w:cs="Times New Roman"/>
           <w:lang w:val="uk-UA"/>
         </w:rPr>
-        <w:t xml:space="preserve">, * як </w:t>
+        <w:t xml:space="preserve">, * як </w:t>
       </w:r>
       <w:proofErr w:type="spellStart"/>
       <w:r>
@@ -11198,7 +11870,7 @@
           <w:rFonts w:eastAsia="Palatino Linotype" w:cs="Times New Roman"/>
           <w:lang w:val="uk-UA"/>
         </w:rPr>
-        <w:t xml:space="preserve">, * не </w:t>
+        <w:t xml:space="preserve">, * не </w:t>
       </w:r>
       <w:proofErr w:type="spellStart"/>
       <w:r>
@@ -11214,7 +11886,7 @@
           <w:rFonts w:eastAsia="Palatino Linotype" w:cs="Times New Roman"/>
           <w:lang w:val="uk-UA"/>
         </w:rPr>
-        <w:t xml:space="preserve"> Тебе́, * не </w:t>
+        <w:t xml:space="preserve"> Тебе́, * не </w:t>
       </w:r>
       <w:proofErr w:type="spellStart"/>
       <w:r>
@@ -11246,7 +11918,7 @@
           <w:rFonts w:eastAsia="Palatino Linotype" w:cs="Times New Roman"/>
           <w:lang w:val="uk-UA"/>
         </w:rPr>
-        <w:t xml:space="preserve"> Твоїх; * їх </w:t>
+        <w:t xml:space="preserve"> Твоїх; * їх </w:t>
       </w:r>
       <w:proofErr w:type="spellStart"/>
       <w:r>
@@ -11418,7 +12090,7 @@
           <w:rFonts w:eastAsia="Palatino Linotype" w:cs="Times New Roman"/>
           <w:lang w:val="uk-UA"/>
         </w:rPr>
-        <w:t xml:space="preserve"> предвічну * </w:t>
+        <w:t xml:space="preserve"> предвічну * </w:t>
       </w:r>
       <w:proofErr w:type="spellStart"/>
       <w:r>
@@ -11450,7 +12122,7 @@
           <w:rFonts w:eastAsia="Palatino Linotype" w:cs="Times New Roman"/>
           <w:lang w:val="uk-UA"/>
         </w:rPr>
-        <w:t xml:space="preserve">, * Гавриїл </w:t>
+        <w:t xml:space="preserve">, * Гавриїл </w:t>
       </w:r>
       <w:proofErr w:type="spellStart"/>
       <w:r>
@@ -11498,7 +12170,7 @@
           <w:rFonts w:eastAsia="Palatino Linotype" w:cs="Times New Roman"/>
           <w:lang w:val="uk-UA"/>
         </w:rPr>
-        <w:t>: * «</w:t>
+        <w:t>: * «</w:t>
       </w:r>
       <w:proofErr w:type="spellStart"/>
       <w:r>
@@ -11530,7 +12202,7 @@
           <w:rFonts w:eastAsia="Palatino Linotype" w:cs="Times New Roman"/>
           <w:lang w:val="uk-UA"/>
         </w:rPr>
-        <w:t xml:space="preserve"> незасіяна; * </w:t>
+        <w:t xml:space="preserve"> незасіяна; * </w:t>
       </w:r>
       <w:proofErr w:type="spellStart"/>
       <w:r>
@@ -11562,7 +12234,7 @@
           <w:rFonts w:eastAsia="Palatino Linotype" w:cs="Times New Roman"/>
           <w:lang w:val="uk-UA"/>
         </w:rPr>
-        <w:t xml:space="preserve">; * </w:t>
+        <w:t xml:space="preserve">; * </w:t>
       </w:r>
       <w:proofErr w:type="spellStart"/>
       <w:r>
@@ -11594,7 +12266,7 @@
           <w:rFonts w:eastAsia="Palatino Linotype" w:cs="Times New Roman"/>
           <w:lang w:val="uk-UA"/>
         </w:rPr>
-        <w:t xml:space="preserve">; * </w:t>
+        <w:t xml:space="preserve">; * </w:t>
       </w:r>
       <w:proofErr w:type="spellStart"/>
       <w:r>
@@ -11642,7 +12314,7 @@
           <w:rFonts w:eastAsia="Palatino Linotype" w:cs="Times New Roman"/>
           <w:lang w:val="uk-UA"/>
         </w:rPr>
-        <w:t xml:space="preserve">, * і </w:t>
+        <w:t xml:space="preserve">, * і </w:t>
       </w:r>
       <w:proofErr w:type="spellStart"/>
       <w:r>
@@ -11690,7 +12362,7 @@
           <w:rFonts w:eastAsia="Palatino Linotype" w:cs="Times New Roman"/>
           <w:lang w:val="uk-UA"/>
         </w:rPr>
-        <w:t xml:space="preserve">; * </w:t>
+        <w:t xml:space="preserve">; * </w:t>
       </w:r>
       <w:proofErr w:type="spellStart"/>
       <w:r>
@@ -11754,7 +12426,7 @@
           <w:rFonts w:eastAsia="Palatino Linotype" w:cs="Times New Roman"/>
           <w:lang w:val="uk-UA"/>
         </w:rPr>
-        <w:t xml:space="preserve">; * </w:t>
+        <w:t xml:space="preserve">; * </w:t>
       </w:r>
       <w:proofErr w:type="spellStart"/>
       <w:r>
@@ -11786,7 +12458,7 @@
           <w:rFonts w:eastAsia="Palatino Linotype" w:cs="Times New Roman"/>
           <w:lang w:val="uk-UA"/>
         </w:rPr>
-        <w:t xml:space="preserve">; * </w:t>
+        <w:t xml:space="preserve">; * </w:t>
       </w:r>
       <w:proofErr w:type="spellStart"/>
       <w:r>
@@ -11834,7 +12506,7 @@
           <w:rFonts w:eastAsia="Palatino Linotype" w:cs="Times New Roman"/>
           <w:lang w:val="uk-UA"/>
         </w:rPr>
-        <w:t xml:space="preserve">, * – з </w:t>
+        <w:t xml:space="preserve">, * – з </w:t>
       </w:r>
       <w:proofErr w:type="spellStart"/>
       <w:r>
@@ -11952,7 +12624,7 @@
           <w:rFonts w:eastAsia="Palatino Linotype" w:cs="Times New Roman"/>
           <w:lang w:val="uk-UA"/>
         </w:rPr>
-        <w:t xml:space="preserve"> предвічну * </w:t>
+        <w:t xml:space="preserve"> предвічну * </w:t>
       </w:r>
       <w:proofErr w:type="spellStart"/>
       <w:r>
@@ -11984,7 +12656,7 @@
           <w:rFonts w:eastAsia="Palatino Linotype" w:cs="Times New Roman"/>
           <w:lang w:val="uk-UA"/>
         </w:rPr>
-        <w:t xml:space="preserve">, * Гавриїл </w:t>
+        <w:t xml:space="preserve">, * Гавриїл </w:t>
       </w:r>
       <w:proofErr w:type="spellStart"/>
       <w:r>
@@ -12032,7 +12704,7 @@
           <w:rFonts w:eastAsia="Palatino Linotype" w:cs="Times New Roman"/>
           <w:lang w:val="uk-UA"/>
         </w:rPr>
-        <w:t>: * «</w:t>
+        <w:t>: * «</w:t>
       </w:r>
       <w:proofErr w:type="spellStart"/>
       <w:r>
@@ -12064,7 +12736,7 @@
           <w:rFonts w:eastAsia="Palatino Linotype" w:cs="Times New Roman"/>
           <w:lang w:val="uk-UA"/>
         </w:rPr>
-        <w:t xml:space="preserve"> незасіяна; * </w:t>
+        <w:t xml:space="preserve"> незасіяна; * </w:t>
       </w:r>
       <w:proofErr w:type="spellStart"/>
       <w:r>
@@ -12096,7 +12768,7 @@
           <w:rFonts w:eastAsia="Palatino Linotype" w:cs="Times New Roman"/>
           <w:lang w:val="uk-UA"/>
         </w:rPr>
-        <w:t xml:space="preserve">; * </w:t>
+        <w:t xml:space="preserve">; * </w:t>
       </w:r>
       <w:proofErr w:type="spellStart"/>
       <w:r>
@@ -12129,7 +12801,7 @@
           <w:rFonts w:eastAsia="Palatino Linotype" w:cs="Times New Roman"/>
           <w:lang w:val="uk-UA"/>
         </w:rPr>
-        <w:t xml:space="preserve">; * </w:t>
+        <w:t xml:space="preserve">; * </w:t>
       </w:r>
       <w:proofErr w:type="spellStart"/>
       <w:r>
@@ -12177,7 +12849,7 @@
           <w:rFonts w:eastAsia="Palatino Linotype" w:cs="Times New Roman"/>
           <w:lang w:val="uk-UA"/>
         </w:rPr>
-        <w:t xml:space="preserve">, * і </w:t>
+        <w:t xml:space="preserve">, * і </w:t>
       </w:r>
       <w:proofErr w:type="spellStart"/>
       <w:r>
@@ -12225,7 +12897,7 @@
           <w:rFonts w:eastAsia="Palatino Linotype" w:cs="Times New Roman"/>
           <w:lang w:val="uk-UA"/>
         </w:rPr>
-        <w:t xml:space="preserve">; * </w:t>
+        <w:t xml:space="preserve">; * </w:t>
       </w:r>
       <w:proofErr w:type="spellStart"/>
       <w:r>
@@ -12289,7 +12961,7 @@
           <w:rFonts w:eastAsia="Palatino Linotype" w:cs="Times New Roman"/>
           <w:lang w:val="uk-UA"/>
         </w:rPr>
-        <w:t xml:space="preserve">; * </w:t>
+        <w:t xml:space="preserve">; * </w:t>
       </w:r>
       <w:proofErr w:type="spellStart"/>
       <w:r>
@@ -12321,7 +12993,7 @@
           <w:rFonts w:eastAsia="Palatino Linotype" w:cs="Times New Roman"/>
           <w:lang w:val="uk-UA"/>
         </w:rPr>
-        <w:t xml:space="preserve">; * </w:t>
+        <w:t xml:space="preserve">; * </w:t>
       </w:r>
       <w:proofErr w:type="spellStart"/>
       <w:r>
@@ -12369,7 +13041,7 @@
           <w:rFonts w:eastAsia="Palatino Linotype" w:cs="Times New Roman"/>
           <w:lang w:val="uk-UA"/>
         </w:rPr>
-        <w:t xml:space="preserve">, * – з </w:t>
+        <w:t xml:space="preserve">, * – з </w:t>
       </w:r>
       <w:proofErr w:type="spellStart"/>
       <w:r>
@@ -12496,7 +13168,7 @@
           <w:rFonts w:eastAsia="Palatino Linotype" w:cs="Times New Roman"/>
           <w:lang w:val="uk-UA"/>
         </w:rPr>
-        <w:t xml:space="preserve"> предвічну * </w:t>
+        <w:t xml:space="preserve"> предвічну * </w:t>
       </w:r>
       <w:proofErr w:type="spellStart"/>
       <w:r>
@@ -12528,7 +13200,7 @@
           <w:rFonts w:eastAsia="Palatino Linotype" w:cs="Times New Roman"/>
           <w:lang w:val="uk-UA"/>
         </w:rPr>
-        <w:t xml:space="preserve">, * Гавриїл </w:t>
+        <w:t xml:space="preserve">, * Гавриїл </w:t>
       </w:r>
       <w:proofErr w:type="spellStart"/>
       <w:r>
@@ -12576,7 +13248,7 @@
           <w:rFonts w:eastAsia="Palatino Linotype" w:cs="Times New Roman"/>
           <w:lang w:val="uk-UA"/>
         </w:rPr>
-        <w:t>: * «</w:t>
+        <w:t>: * «</w:t>
       </w:r>
       <w:proofErr w:type="spellStart"/>
       <w:r>
@@ -12608,7 +13280,7 @@
           <w:rFonts w:eastAsia="Palatino Linotype" w:cs="Times New Roman"/>
           <w:lang w:val="uk-UA"/>
         </w:rPr>
-        <w:t xml:space="preserve"> незасіяна; * </w:t>
+        <w:t xml:space="preserve"> незасіяна; * </w:t>
       </w:r>
       <w:proofErr w:type="spellStart"/>
       <w:r>
@@ -12640,7 +13312,7 @@
           <w:rFonts w:eastAsia="Palatino Linotype" w:cs="Times New Roman"/>
           <w:lang w:val="uk-UA"/>
         </w:rPr>
-        <w:t xml:space="preserve">; * </w:t>
+        <w:t xml:space="preserve">; * </w:t>
       </w:r>
       <w:proofErr w:type="spellStart"/>
       <w:r>
@@ -12672,7 +13344,7 @@
           <w:rFonts w:eastAsia="Palatino Linotype" w:cs="Times New Roman"/>
           <w:lang w:val="uk-UA"/>
         </w:rPr>
-        <w:t xml:space="preserve">; * </w:t>
+        <w:t xml:space="preserve">; * </w:t>
       </w:r>
       <w:proofErr w:type="spellStart"/>
       <w:r>
@@ -12720,7 +13392,7 @@
           <w:rFonts w:eastAsia="Palatino Linotype" w:cs="Times New Roman"/>
           <w:lang w:val="uk-UA"/>
         </w:rPr>
-        <w:t xml:space="preserve">, * і </w:t>
+        <w:t xml:space="preserve">, * і </w:t>
       </w:r>
       <w:proofErr w:type="spellStart"/>
       <w:r>
@@ -12768,7 +13440,7 @@
           <w:rFonts w:eastAsia="Palatino Linotype" w:cs="Times New Roman"/>
           <w:lang w:val="uk-UA"/>
         </w:rPr>
-        <w:t xml:space="preserve">; * </w:t>
+        <w:t xml:space="preserve">; * </w:t>
       </w:r>
       <w:proofErr w:type="spellStart"/>
       <w:r>
@@ -12832,7 +13504,7 @@
           <w:rFonts w:eastAsia="Palatino Linotype" w:cs="Times New Roman"/>
           <w:lang w:val="uk-UA"/>
         </w:rPr>
-        <w:t xml:space="preserve">; * </w:t>
+        <w:t xml:space="preserve">; * </w:t>
       </w:r>
       <w:proofErr w:type="spellStart"/>
       <w:r>
@@ -12864,7 +13536,7 @@
           <w:rFonts w:eastAsia="Palatino Linotype" w:cs="Times New Roman"/>
           <w:lang w:val="uk-UA"/>
         </w:rPr>
-        <w:t xml:space="preserve">; * </w:t>
+        <w:t xml:space="preserve">; * </w:t>
       </w:r>
       <w:proofErr w:type="spellStart"/>
       <w:r>
@@ -12912,7 +13584,7 @@
           <w:rFonts w:eastAsia="Palatino Linotype" w:cs="Times New Roman"/>
           <w:lang w:val="uk-UA"/>
         </w:rPr>
-        <w:t xml:space="preserve">, * – з </w:t>
+        <w:t xml:space="preserve">, * – з </w:t>
       </w:r>
       <w:proofErr w:type="spellStart"/>
       <w:r>
@@ -16025,7 +16697,7 @@
           <w:rFonts w:eastAsia="Times New Roman" w:cs="Times New Roman"/>
           <w:lang w:val="uk-UA"/>
         </w:rPr>
-        <w:t>чоловіколюбче</w:t>
+        <w:t>Людинолюбче</w:t>
       </w:r>
       <w:proofErr w:type="spellEnd"/>
       <w:r>
@@ -16545,7 +17217,7 @@
           <w:color w:val="FF2600"/>
           <w:lang w:val="uk-UA"/>
         </w:rPr>
-        <w:t> 102</w:t>
+        <w:t xml:space="preserve"> 102</w:t>
       </w:r>
       <w:r>
         <w:rPr>
@@ -16616,7 +17288,7 @@
           <w:color w:val="FF2600"/>
           <w:lang w:val="uk-UA"/>
         </w:rPr>
-        <w:t>: </w:t>
+        <w:t xml:space="preserve">: </w:t>
       </w:r>
       <w:r>
         <w:rPr>
@@ -16687,7 +17359,7 @@
           <w:color w:val="FF2600"/>
           <w:lang w:val="uk-UA"/>
         </w:rPr>
-        <w:t> 102</w:t>
+        <w:t xml:space="preserve"> 102</w:t>
       </w:r>
       <w:r>
         <w:rPr>
@@ -17870,7 +18542,7 @@
           <w:color w:val="FF2600"/>
           <w:lang w:val="uk-UA"/>
         </w:rPr>
-        <w:t> 103</w:t>
+        <w:t xml:space="preserve"> 103</w:t>
       </w:r>
       <w:r>
         <w:rPr>
@@ -17952,7 +18624,7 @@
           <w:color w:val="FF0000"/>
           <w:lang w:val="uk-UA"/>
         </w:rPr>
-        <w:t>: </w:t>
+        <w:t xml:space="preserve">: </w:t>
       </w:r>
       <w:r>
         <w:rPr>
@@ -18071,7 +18743,7 @@
           <w:color w:val="FF2600"/>
           <w:lang w:val="uk-UA"/>
         </w:rPr>
-        <w:t> 103</w:t>
+        <w:t xml:space="preserve"> 103</w:t>
       </w:r>
       <w:r>
         <w:rPr>
@@ -20607,51 +21279,340 @@
     </w:p>
     <w:p>
       <w:pPr>
-        <w:widowControl w:val="0"/>
-        <w:pBdr>
-          <w:top w:val="nil"/>
-          <w:left w:val="nil"/>
-          <w:bottom w:val="nil"/>
-          <w:right w:val="nil"/>
-          <w:between w:val="nil"/>
-        </w:pBdr>
-        <w:spacing w:after="120"/>
-        <w:rPr>
-          <w:rFonts w:eastAsia="Times New Roman" w:cs="Times New Roman"/>
-          <w:lang w:val="uk-UA"/>
-        </w:rPr>
-      </w:pPr>
-      <w:r>
-        <w:rPr>
-          <w:rFonts w:eastAsia="Times New Roman" w:cs="Times New Roman"/>
-          <w:i/>
-          <w:color w:val="FF0000"/>
-          <w:lang w:val="uk-UA"/>
-        </w:rPr>
-        <w:t>Священик:</w:t>
-      </w:r>
-      <w:r>
-        <w:rPr>
-          <w:rFonts w:eastAsia="Times New Roman" w:cs="Times New Roman"/>
-          <w:lang w:val="uk-UA"/>
-        </w:rPr>
-        <w:t xml:space="preserve"> Бо милостивий і чоловіколюбець Бог єси, і Тобі славу </w:t>
-      </w:r>
-      <w:proofErr w:type="spellStart"/>
-      <w:r>
-        <w:rPr>
-          <w:rFonts w:eastAsia="Times New Roman" w:cs="Times New Roman"/>
-          <w:lang w:val="uk-UA"/>
-        </w:rPr>
-        <w:t>возсилаємо</w:t>
-      </w:r>
-      <w:proofErr w:type="spellEnd"/>
-      <w:r>
-        <w:rPr>
-          <w:rFonts w:eastAsia="Times New Roman" w:cs="Times New Roman"/>
-          <w:lang w:val="uk-UA"/>
-        </w:rPr>
-        <w:t>, Отцю, і Сину, і Святому Духові, нині і повсякчас, і на віки віків.</w:t>
+        <w:spacing w:after="120"/>
+      </w:pPr>
+      <w:r>
+        <w:rPr>
+          <w:rFonts w:ascii="Times New Roman" w:hAnsi="Times New Roman"/>
+          <w:i/>
+          <w:color w:val="FF4400"/>
+          <w:sz w:val="24"/>
+        </w:rPr>
+        <w:t>Священник:</w:t>
+      </w:r>
+      <w:r>
+        <w:rPr>
+          <w:rFonts w:ascii="Times New Roman" w:hAnsi="Times New Roman"/>
+          <w:i/>
+          <w:color w:val="FF4400"/>
+          <w:sz w:val="24"/>
+        </w:rPr>
+        <w:t xml:space="preserve"> </w:t>
+      </w:r>
+      <w:r>
+        <w:rPr>
+          <w:rFonts w:ascii="Times New Roman" w:hAnsi="Times New Roman"/>
+          <w:sz w:val="24"/>
+        </w:rPr>
+        <w:t>Бо</w:t>
+      </w:r>
+      <w:r>
+        <w:rPr>
+          <w:rFonts w:ascii="Times New Roman" w:hAnsi="Times New Roman"/>
+          <w:sz w:val="24"/>
+        </w:rPr>
+        <w:t xml:space="preserve"> </w:t>
+      </w:r>
+      <w:r>
+        <w:rPr>
+          <w:rFonts w:ascii="Times New Roman" w:hAnsi="Times New Roman"/>
+          <w:sz w:val="24"/>
+        </w:rPr>
+        <w:t>милостивий</w:t>
+      </w:r>
+      <w:r>
+        <w:rPr>
+          <w:rFonts w:ascii="Times New Roman" w:hAnsi="Times New Roman"/>
+          <w:sz w:val="24"/>
+        </w:rPr>
+        <w:t xml:space="preserve"> </w:t>
+      </w:r>
+      <w:r>
+        <w:rPr>
+          <w:rFonts w:ascii="Times New Roman" w:hAnsi="Times New Roman"/>
+          <w:sz w:val="24"/>
+        </w:rPr>
+        <w:t>і</w:t>
+      </w:r>
+      <w:r>
+        <w:rPr>
+          <w:rFonts w:ascii="Times New Roman" w:hAnsi="Times New Roman"/>
+          <w:sz w:val="24"/>
+        </w:rPr>
+        <w:t xml:space="preserve"> </w:t>
+      </w:r>
+      <w:r>
+        <w:rPr>
+          <w:rFonts w:ascii="Times New Roman" w:hAnsi="Times New Roman"/>
+          <w:sz w:val="24"/>
+        </w:rPr>
+        <w:t>людинолюбний</w:t>
+      </w:r>
+      <w:r>
+        <w:rPr>
+          <w:rFonts w:ascii="Times New Roman" w:hAnsi="Times New Roman"/>
+          <w:sz w:val="24"/>
+        </w:rPr>
+        <w:t xml:space="preserve"> </w:t>
+      </w:r>
+      <w:r>
+        <w:rPr>
+          <w:rFonts w:ascii="Times New Roman" w:hAnsi="Times New Roman"/>
+          <w:sz w:val="24"/>
+        </w:rPr>
+        <w:t>Бог</w:t>
+      </w:r>
+      <w:r>
+        <w:rPr>
+          <w:rFonts w:ascii="Times New Roman" w:hAnsi="Times New Roman"/>
+          <w:sz w:val="24"/>
+        </w:rPr>
+        <w:t xml:space="preserve"> </w:t>
+      </w:r>
+      <w:r>
+        <w:rPr>
+          <w:rFonts w:ascii="Times New Roman" w:hAnsi="Times New Roman"/>
+          <w:sz w:val="24"/>
+        </w:rPr>
+        <w:t>єси,</w:t>
+      </w:r>
+      <w:r>
+        <w:rPr>
+          <w:rFonts w:ascii="Times New Roman" w:hAnsi="Times New Roman"/>
+          <w:sz w:val="24"/>
+        </w:rPr>
+        <w:t xml:space="preserve"> </w:t>
+      </w:r>
+      <w:r>
+        <w:rPr>
+          <w:rFonts w:ascii="Times New Roman" w:hAnsi="Times New Roman"/>
+          <w:sz w:val="24"/>
+        </w:rPr>
+        <w:t>і</w:t>
+      </w:r>
+      <w:r>
+        <w:rPr>
+          <w:rFonts w:ascii="Times New Roman" w:hAnsi="Times New Roman"/>
+          <w:sz w:val="24"/>
+        </w:rPr>
+        <w:t xml:space="preserve"> </w:t>
+      </w:r>
+      <w:r>
+        <w:rPr>
+          <w:rFonts w:ascii="Times New Roman" w:hAnsi="Times New Roman"/>
+          <w:sz w:val="24"/>
+        </w:rPr>
+        <w:t>Тобі</w:t>
+      </w:r>
+      <w:r>
+        <w:rPr>
+          <w:rFonts w:ascii="Times New Roman" w:hAnsi="Times New Roman"/>
+          <w:sz w:val="24"/>
+        </w:rPr>
+        <w:t xml:space="preserve"> </w:t>
+      </w:r>
+      <w:r>
+        <w:rPr>
+          <w:rFonts w:ascii="Times New Roman" w:hAnsi="Times New Roman"/>
+          <w:sz w:val="24"/>
+        </w:rPr>
+        <w:t>славу</w:t>
+      </w:r>
+      <w:r>
+        <w:rPr>
+          <w:rFonts w:ascii="Times New Roman" w:hAnsi="Times New Roman"/>
+          <w:sz w:val="24"/>
+        </w:rPr>
+        <w:t xml:space="preserve"> </w:t>
+      </w:r>
+      <w:r>
+        <w:rPr>
+          <w:rFonts w:ascii="Times New Roman" w:hAnsi="Times New Roman"/>
+          <w:sz w:val="24"/>
+        </w:rPr>
+        <w:t>возсилаємо,</w:t>
+      </w:r>
+      <w:r>
+        <w:rPr>
+          <w:rFonts w:ascii="Times New Roman" w:hAnsi="Times New Roman"/>
+          <w:sz w:val="24"/>
+        </w:rPr>
+        <w:t xml:space="preserve"> </w:t>
+      </w:r>
+      <w:r>
+        <w:rPr>
+          <w:rFonts w:ascii="Times New Roman" w:hAnsi="Times New Roman"/>
+          <w:sz w:val="24"/>
+        </w:rPr>
+        <w:t>Отцю,</w:t>
+      </w:r>
+      <w:r>
+        <w:rPr>
+          <w:rFonts w:ascii="Times New Roman" w:hAnsi="Times New Roman"/>
+          <w:sz w:val="24"/>
+        </w:rPr>
+        <w:t xml:space="preserve"> </w:t>
+      </w:r>
+      <w:r>
+        <w:rPr>
+          <w:rFonts w:ascii="Times New Roman" w:hAnsi="Times New Roman"/>
+          <w:sz w:val="24"/>
+        </w:rPr>
+        <w:t>і</w:t>
+      </w:r>
+      <w:r>
+        <w:rPr>
+          <w:rFonts w:ascii="Times New Roman" w:hAnsi="Times New Roman"/>
+          <w:sz w:val="24"/>
+        </w:rPr>
+        <w:t xml:space="preserve"> </w:t>
+      </w:r>
+      <w:r>
+        <w:rPr>
+          <w:rFonts w:ascii="Times New Roman" w:hAnsi="Times New Roman"/>
+          <w:sz w:val="24"/>
+        </w:rPr>
+        <w:t>Сину,</w:t>
+      </w:r>
+      <w:r>
+        <w:rPr>
+          <w:rFonts w:ascii="Times New Roman" w:hAnsi="Times New Roman"/>
+          <w:sz w:val="24"/>
+        </w:rPr>
+        <w:t xml:space="preserve"> </w:t>
+      </w:r>
+      <w:r>
+        <w:rPr>
+          <w:rFonts w:ascii="Times New Roman" w:hAnsi="Times New Roman"/>
+          <w:sz w:val="24"/>
+        </w:rPr>
+        <w:t>і</w:t>
+      </w:r>
+      <w:r>
+        <w:rPr>
+          <w:rFonts w:ascii="Times New Roman" w:hAnsi="Times New Roman"/>
+          <w:sz w:val="24"/>
+        </w:rPr>
+        <w:t xml:space="preserve"> </w:t>
+      </w:r>
+      <w:r>
+        <w:rPr>
+          <w:rFonts w:ascii="Times New Roman" w:hAnsi="Times New Roman"/>
+          <w:sz w:val="24"/>
+        </w:rPr>
+        <w:t>Святому</w:t>
+      </w:r>
+      <w:r>
+        <w:rPr>
+          <w:rFonts w:ascii="Times New Roman" w:hAnsi="Times New Roman"/>
+          <w:sz w:val="24"/>
+        </w:rPr>
+        <w:t xml:space="preserve"> </w:t>
+      </w:r>
+      <w:r>
+        <w:rPr>
+          <w:rFonts w:ascii="Times New Roman" w:hAnsi="Times New Roman"/>
+          <w:sz w:val="24"/>
+        </w:rPr>
+        <w:t>Духові,</w:t>
+      </w:r>
+      <w:r>
+        <w:rPr>
+          <w:rFonts w:ascii="Times New Roman" w:hAnsi="Times New Roman"/>
+          <w:sz w:val="24"/>
+        </w:rPr>
+        <w:t xml:space="preserve"> </w:t>
+      </w:r>
+      <w:r>
+        <w:rPr>
+          <w:rFonts w:ascii="Times New Roman" w:hAnsi="Times New Roman"/>
+          <w:sz w:val="24"/>
+        </w:rPr>
+        <w:t>нині,</w:t>
+      </w:r>
+      <w:r>
+        <w:rPr>
+          <w:rFonts w:ascii="Times New Roman" w:hAnsi="Times New Roman"/>
+          <w:sz w:val="24"/>
+        </w:rPr>
+        <w:t xml:space="preserve"> </w:t>
+      </w:r>
+      <w:r>
+        <w:rPr>
+          <w:rFonts w:ascii="Times New Roman" w:hAnsi="Times New Roman"/>
+          <w:sz w:val="24"/>
+        </w:rPr>
+        <w:t>і</w:t>
+      </w:r>
+      <w:r>
+        <w:rPr>
+          <w:rFonts w:ascii="Times New Roman" w:hAnsi="Times New Roman"/>
+          <w:sz w:val="24"/>
+        </w:rPr>
+        <w:t xml:space="preserve"> </w:t>
+      </w:r>
+      <w:r>
+        <w:rPr>
+          <w:rFonts w:ascii="Times New Roman" w:hAnsi="Times New Roman"/>
+          <w:sz w:val="24"/>
+        </w:rPr>
+        <w:t>повсякчас,</w:t>
+      </w:r>
+      <w:r>
+        <w:rPr>
+          <w:rFonts w:ascii="Times New Roman" w:hAnsi="Times New Roman"/>
+          <w:sz w:val="24"/>
+        </w:rPr>
+        <w:t xml:space="preserve"> </w:t>
+      </w:r>
+      <w:r>
+        <w:rPr>
+          <w:rFonts w:ascii="Times New Roman" w:hAnsi="Times New Roman"/>
+          <w:sz w:val="24"/>
+        </w:rPr>
+        <w:t>і</w:t>
+      </w:r>
+      <w:r>
+        <w:rPr>
+          <w:rFonts w:ascii="Times New Roman" w:hAnsi="Times New Roman"/>
+          <w:sz w:val="24"/>
+        </w:rPr>
+        <w:t xml:space="preserve"> </w:t>
+      </w:r>
+      <w:r>
+        <w:rPr>
+          <w:rFonts w:ascii="Times New Roman" w:hAnsi="Times New Roman"/>
+          <w:sz w:val="24"/>
+        </w:rPr>
+        <w:t>на</w:t>
+      </w:r>
+      <w:r>
+        <w:rPr>
+          <w:rFonts w:ascii="Times New Roman" w:hAnsi="Times New Roman"/>
+          <w:sz w:val="24"/>
+        </w:rPr>
+        <w:t xml:space="preserve"> </w:t>
+      </w:r>
+      <w:r>
+        <w:rPr>
+          <w:rFonts w:ascii="Times New Roman" w:hAnsi="Times New Roman"/>
+          <w:sz w:val="24"/>
+        </w:rPr>
+        <w:t>віки</w:t>
+      </w:r>
+      <w:r>
+        <w:rPr>
+          <w:rFonts w:ascii="Times New Roman" w:hAnsi="Times New Roman"/>
+          <w:sz w:val="24"/>
+        </w:rPr>
+        <w:t xml:space="preserve"> </w:t>
+      </w:r>
+      <w:r>
+        <w:rPr>
+          <w:rFonts w:ascii="Times New Roman" w:hAnsi="Times New Roman"/>
+          <w:sz w:val="24"/>
+        </w:rPr>
+        <w:t>віків.</w:t>
       </w:r>
     </w:p>
     <w:p>
@@ -21908,26 +22869,126 @@
     </w:p>
     <w:p>
       <w:pPr>
-        <w:widowControl w:val="0"/>
-        <w:pBdr>
-          <w:top w:val="nil"/>
-          <w:left w:val="nil"/>
-          <w:bottom w:val="nil"/>
-          <w:right w:val="nil"/>
-          <w:between w:val="nil"/>
-        </w:pBdr>
-        <w:spacing w:after="120"/>
-        <w:rPr>
-          <w:rFonts w:eastAsia="Times New Roman" w:cs="Times New Roman"/>
-          <w:lang w:val="uk-UA"/>
-        </w:rPr>
-      </w:pPr>
-      <w:r>
-        <w:rPr>
-          <w:rFonts w:eastAsia="Times New Roman" w:cs="Times New Roman"/>
-          <w:lang w:val="uk-UA"/>
-        </w:rPr>
-        <w:t>Заступи, спаси, помилуй і охорони нас, Боже, Твоєю благодаттю.</w:t>
+        <w:spacing w:after="120"/>
+      </w:pPr>
+      <w:r>
+        <w:rPr>
+          <w:rFonts w:ascii="Times New Roman" w:hAnsi="Times New Roman"/>
+          <w:sz w:val="24"/>
+        </w:rPr>
+        <w:t>Заступи,</w:t>
+      </w:r>
+      <w:r>
+        <w:rPr>
+          <w:rFonts w:ascii="Times New Roman" w:hAnsi="Times New Roman"/>
+          <w:sz w:val="24"/>
+        </w:rPr>
+        <w:t xml:space="preserve"> </w:t>
+      </w:r>
+      <w:r>
+        <w:rPr>
+          <w:rFonts w:ascii="Times New Roman" w:hAnsi="Times New Roman"/>
+          <w:sz w:val="24"/>
+        </w:rPr>
+        <w:t>спаси,</w:t>
+      </w:r>
+      <w:r>
+        <w:rPr>
+          <w:rFonts w:ascii="Times New Roman" w:hAnsi="Times New Roman"/>
+          <w:sz w:val="24"/>
+        </w:rPr>
+        <w:t xml:space="preserve"> </w:t>
+      </w:r>
+      <w:r>
+        <w:rPr>
+          <w:rFonts w:ascii="Times New Roman" w:hAnsi="Times New Roman"/>
+          <w:sz w:val="24"/>
+        </w:rPr>
+        <w:t>помилуй</w:t>
+      </w:r>
+      <w:r>
+        <w:rPr>
+          <w:rFonts w:ascii="Times New Roman" w:hAnsi="Times New Roman"/>
+          <w:sz w:val="24"/>
+        </w:rPr>
+        <w:t xml:space="preserve"> </w:t>
+      </w:r>
+      <w:r>
+        <w:rPr>
+          <w:rFonts w:ascii="Times New Roman" w:hAnsi="Times New Roman"/>
+          <w:sz w:val="24"/>
+        </w:rPr>
+        <w:t>і</w:t>
+      </w:r>
+      <w:r>
+        <w:rPr>
+          <w:rFonts w:ascii="Times New Roman" w:hAnsi="Times New Roman"/>
+          <w:sz w:val="24"/>
+        </w:rPr>
+        <w:t xml:space="preserve"> </w:t>
+      </w:r>
+      <w:r>
+        <w:rPr>
+          <w:rFonts w:ascii="Times New Roman" w:hAnsi="Times New Roman"/>
+          <w:sz w:val="24"/>
+        </w:rPr>
+        <w:t>охорони</w:t>
+      </w:r>
+      <w:r>
+        <w:rPr>
+          <w:rFonts w:ascii="Times New Roman" w:hAnsi="Times New Roman"/>
+          <w:sz w:val="24"/>
+        </w:rPr>
+        <w:t xml:space="preserve"> </w:t>
+      </w:r>
+      <w:r>
+        <w:rPr>
+          <w:rFonts w:ascii="Times New Roman" w:hAnsi="Times New Roman"/>
+          <w:sz w:val="24"/>
+        </w:rPr>
+        <w:t>нас,</w:t>
+      </w:r>
+      <w:r>
+        <w:rPr>
+          <w:rFonts w:ascii="Times New Roman" w:hAnsi="Times New Roman"/>
+          <w:sz w:val="24"/>
+        </w:rPr>
+        <w:t xml:space="preserve"> </w:t>
+      </w:r>
+      <w:r>
+        <w:rPr>
+          <w:rFonts w:ascii="Times New Roman" w:hAnsi="Times New Roman"/>
+          <w:sz w:val="24"/>
+        </w:rPr>
+        <w:t>Боже,</w:t>
+      </w:r>
+      <w:r>
+        <w:rPr>
+          <w:rFonts w:ascii="Times New Roman" w:hAnsi="Times New Roman"/>
+          <w:sz w:val="24"/>
+        </w:rPr>
+        <w:t xml:space="preserve"> </w:t>
+      </w:r>
+      <w:r>
+        <w:rPr>
+          <w:rFonts w:ascii="Times New Roman" w:hAnsi="Times New Roman"/>
+          <w:sz w:val="24"/>
+        </w:rPr>
+        <w:t>Твоєю</w:t>
+      </w:r>
+      <w:r>
+        <w:rPr>
+          <w:rFonts w:ascii="Times New Roman" w:hAnsi="Times New Roman"/>
+          <w:sz w:val="24"/>
+        </w:rPr>
+        <w:t xml:space="preserve"> </w:t>
+      </w:r>
+      <w:r>
+        <w:rPr>
+          <w:rFonts w:ascii="Times New Roman" w:hAnsi="Times New Roman"/>
+          <w:sz w:val="24"/>
+        </w:rPr>
+        <w:t>благодаттю</w:t>
       </w:r>
     </w:p>
     <w:p>
@@ -22270,26 +23331,126 @@
     </w:p>
     <w:p>
       <w:pPr>
-        <w:widowControl w:val="0"/>
-        <w:pBdr>
-          <w:top w:val="nil"/>
-          <w:left w:val="nil"/>
-          <w:bottom w:val="nil"/>
-          <w:right w:val="nil"/>
-          <w:between w:val="nil"/>
-        </w:pBdr>
-        <w:spacing w:after="120"/>
-        <w:rPr>
-          <w:rFonts w:eastAsia="Times New Roman" w:cs="Times New Roman"/>
-          <w:lang w:val="uk-UA"/>
-        </w:rPr>
-      </w:pPr>
-      <w:r>
-        <w:rPr>
-          <w:rFonts w:eastAsia="Times New Roman" w:cs="Times New Roman"/>
-          <w:lang w:val="uk-UA"/>
-        </w:rPr>
-        <w:t>Заступи, спаси, помилуй і охорони нас, Боже, Твоєю благодаттю.</w:t>
+        <w:spacing w:after="120"/>
+      </w:pPr>
+      <w:r>
+        <w:rPr>
+          <w:rFonts w:ascii="Times New Roman" w:hAnsi="Times New Roman"/>
+          <w:sz w:val="24"/>
+        </w:rPr>
+        <w:t>Заступи,</w:t>
+      </w:r>
+      <w:r>
+        <w:rPr>
+          <w:rFonts w:ascii="Times New Roman" w:hAnsi="Times New Roman"/>
+          <w:sz w:val="24"/>
+        </w:rPr>
+        <w:t xml:space="preserve"> </w:t>
+      </w:r>
+      <w:r>
+        <w:rPr>
+          <w:rFonts w:ascii="Times New Roman" w:hAnsi="Times New Roman"/>
+          <w:sz w:val="24"/>
+        </w:rPr>
+        <w:t>спаси,</w:t>
+      </w:r>
+      <w:r>
+        <w:rPr>
+          <w:rFonts w:ascii="Times New Roman" w:hAnsi="Times New Roman"/>
+          <w:sz w:val="24"/>
+        </w:rPr>
+        <w:t xml:space="preserve"> </w:t>
+      </w:r>
+      <w:r>
+        <w:rPr>
+          <w:rFonts w:ascii="Times New Roman" w:hAnsi="Times New Roman"/>
+          <w:sz w:val="24"/>
+        </w:rPr>
+        <w:t>помилуй</w:t>
+      </w:r>
+      <w:r>
+        <w:rPr>
+          <w:rFonts w:ascii="Times New Roman" w:hAnsi="Times New Roman"/>
+          <w:sz w:val="24"/>
+        </w:rPr>
+        <w:t xml:space="preserve"> </w:t>
+      </w:r>
+      <w:r>
+        <w:rPr>
+          <w:rFonts w:ascii="Times New Roman" w:hAnsi="Times New Roman"/>
+          <w:sz w:val="24"/>
+        </w:rPr>
+        <w:t>і</w:t>
+      </w:r>
+      <w:r>
+        <w:rPr>
+          <w:rFonts w:ascii="Times New Roman" w:hAnsi="Times New Roman"/>
+          <w:sz w:val="24"/>
+        </w:rPr>
+        <w:t xml:space="preserve"> </w:t>
+      </w:r>
+      <w:r>
+        <w:rPr>
+          <w:rFonts w:ascii="Times New Roman" w:hAnsi="Times New Roman"/>
+          <w:sz w:val="24"/>
+        </w:rPr>
+        <w:t>охорони</w:t>
+      </w:r>
+      <w:r>
+        <w:rPr>
+          <w:rFonts w:ascii="Times New Roman" w:hAnsi="Times New Roman"/>
+          <w:sz w:val="24"/>
+        </w:rPr>
+        <w:t xml:space="preserve"> </w:t>
+      </w:r>
+      <w:r>
+        <w:rPr>
+          <w:rFonts w:ascii="Times New Roman" w:hAnsi="Times New Roman"/>
+          <w:sz w:val="24"/>
+        </w:rPr>
+        <w:t>нас,</w:t>
+      </w:r>
+      <w:r>
+        <w:rPr>
+          <w:rFonts w:ascii="Times New Roman" w:hAnsi="Times New Roman"/>
+          <w:sz w:val="24"/>
+        </w:rPr>
+        <w:t xml:space="preserve"> </w:t>
+      </w:r>
+      <w:r>
+        <w:rPr>
+          <w:rFonts w:ascii="Times New Roman" w:hAnsi="Times New Roman"/>
+          <w:sz w:val="24"/>
+        </w:rPr>
+        <w:t>Боже,</w:t>
+      </w:r>
+      <w:r>
+        <w:rPr>
+          <w:rFonts w:ascii="Times New Roman" w:hAnsi="Times New Roman"/>
+          <w:sz w:val="24"/>
+        </w:rPr>
+        <w:t xml:space="preserve"> </w:t>
+      </w:r>
+      <w:r>
+        <w:rPr>
+          <w:rFonts w:ascii="Times New Roman" w:hAnsi="Times New Roman"/>
+          <w:sz w:val="24"/>
+        </w:rPr>
+        <w:t>Твоєю</w:t>
+      </w:r>
+      <w:r>
+        <w:rPr>
+          <w:rFonts w:ascii="Times New Roman" w:hAnsi="Times New Roman"/>
+          <w:sz w:val="24"/>
+        </w:rPr>
+        <w:t xml:space="preserve"> </w:t>
+      </w:r>
+      <w:r>
+        <w:rPr>
+          <w:rFonts w:ascii="Times New Roman" w:hAnsi="Times New Roman"/>
+          <w:sz w:val="24"/>
+        </w:rPr>
+        <w:t>благодаттю</w:t>
       </w:r>
     </w:p>
     <w:p>
@@ -23184,27 +24345,126 @@
     </w:p>
     <w:p>
       <w:pPr>
-        <w:widowControl w:val="0"/>
-        <w:pBdr>
-          <w:top w:val="nil"/>
-          <w:left w:val="nil"/>
-          <w:bottom w:val="nil"/>
-          <w:right w:val="nil"/>
-          <w:between w:val="nil"/>
-        </w:pBdr>
-        <w:spacing w:after="120"/>
-        <w:jc w:val="both"/>
-        <w:rPr>
-          <w:rFonts w:eastAsia="Times New Roman" w:cs="Times New Roman"/>
-          <w:lang w:val="uk-UA"/>
-        </w:rPr>
-      </w:pPr>
-      <w:r>
-        <w:rPr>
-          <w:rFonts w:eastAsia="Times New Roman" w:cs="Times New Roman"/>
-          <w:lang w:val="uk-UA"/>
-        </w:rPr>
-        <w:t>Заступи, спаси, помилуй і охорони нас, Боже, Твоєю благодаттю.</w:t>
+        <w:spacing w:after="120"/>
+      </w:pPr>
+      <w:r>
+        <w:rPr>
+          <w:rFonts w:ascii="Times New Roman" w:hAnsi="Times New Roman"/>
+          <w:sz w:val="24"/>
+        </w:rPr>
+        <w:t>Заступи,</w:t>
+      </w:r>
+      <w:r>
+        <w:rPr>
+          <w:rFonts w:ascii="Times New Roman" w:hAnsi="Times New Roman"/>
+          <w:sz w:val="24"/>
+        </w:rPr>
+        <w:t xml:space="preserve"> </w:t>
+      </w:r>
+      <w:r>
+        <w:rPr>
+          <w:rFonts w:ascii="Times New Roman" w:hAnsi="Times New Roman"/>
+          <w:sz w:val="24"/>
+        </w:rPr>
+        <w:t>спаси,</w:t>
+      </w:r>
+      <w:r>
+        <w:rPr>
+          <w:rFonts w:ascii="Times New Roman" w:hAnsi="Times New Roman"/>
+          <w:sz w:val="24"/>
+        </w:rPr>
+        <w:t xml:space="preserve"> </w:t>
+      </w:r>
+      <w:r>
+        <w:rPr>
+          <w:rFonts w:ascii="Times New Roman" w:hAnsi="Times New Roman"/>
+          <w:sz w:val="24"/>
+        </w:rPr>
+        <w:t>помилуй</w:t>
+      </w:r>
+      <w:r>
+        <w:rPr>
+          <w:rFonts w:ascii="Times New Roman" w:hAnsi="Times New Roman"/>
+          <w:sz w:val="24"/>
+        </w:rPr>
+        <w:t xml:space="preserve"> </w:t>
+      </w:r>
+      <w:r>
+        <w:rPr>
+          <w:rFonts w:ascii="Times New Roman" w:hAnsi="Times New Roman"/>
+          <w:sz w:val="24"/>
+        </w:rPr>
+        <w:t>і</w:t>
+      </w:r>
+      <w:r>
+        <w:rPr>
+          <w:rFonts w:ascii="Times New Roman" w:hAnsi="Times New Roman"/>
+          <w:sz w:val="24"/>
+        </w:rPr>
+        <w:t xml:space="preserve"> </w:t>
+      </w:r>
+      <w:r>
+        <w:rPr>
+          <w:rFonts w:ascii="Times New Roman" w:hAnsi="Times New Roman"/>
+          <w:sz w:val="24"/>
+        </w:rPr>
+        <w:t>охорони</w:t>
+      </w:r>
+      <w:r>
+        <w:rPr>
+          <w:rFonts w:ascii="Times New Roman" w:hAnsi="Times New Roman"/>
+          <w:sz w:val="24"/>
+        </w:rPr>
+        <w:t xml:space="preserve"> </w:t>
+      </w:r>
+      <w:r>
+        <w:rPr>
+          <w:rFonts w:ascii="Times New Roman" w:hAnsi="Times New Roman"/>
+          <w:sz w:val="24"/>
+        </w:rPr>
+        <w:t>нас,</w:t>
+      </w:r>
+      <w:r>
+        <w:rPr>
+          <w:rFonts w:ascii="Times New Roman" w:hAnsi="Times New Roman"/>
+          <w:sz w:val="24"/>
+        </w:rPr>
+        <w:t xml:space="preserve"> </w:t>
+      </w:r>
+      <w:r>
+        <w:rPr>
+          <w:rFonts w:ascii="Times New Roman" w:hAnsi="Times New Roman"/>
+          <w:sz w:val="24"/>
+        </w:rPr>
+        <w:t>Боже,</w:t>
+      </w:r>
+      <w:r>
+        <w:rPr>
+          <w:rFonts w:ascii="Times New Roman" w:hAnsi="Times New Roman"/>
+          <w:sz w:val="24"/>
+        </w:rPr>
+        <w:t xml:space="preserve"> </w:t>
+      </w:r>
+      <w:r>
+        <w:rPr>
+          <w:rFonts w:ascii="Times New Roman" w:hAnsi="Times New Roman"/>
+          <w:sz w:val="24"/>
+        </w:rPr>
+        <w:t>Твоєю</w:t>
+      </w:r>
+      <w:r>
+        <w:rPr>
+          <w:rFonts w:ascii="Times New Roman" w:hAnsi="Times New Roman"/>
+          <w:sz w:val="24"/>
+        </w:rPr>
+        <w:t xml:space="preserve"> </w:t>
+      </w:r>
+      <w:r>
+        <w:rPr>
+          <w:rFonts w:ascii="Times New Roman" w:hAnsi="Times New Roman"/>
+          <w:sz w:val="24"/>
+        </w:rPr>
+        <w:t>благодаттю</w:t>
       </w:r>
     </w:p>
     <w:p>
@@ -24482,291 +25742,1692 @@
     </w:p>
     <w:p>
       <w:pPr>
-        <w:widowControl w:val="0"/>
-        <w:pBdr>
-          <w:top w:val="nil"/>
-          <w:left w:val="nil"/>
-          <w:bottom w:val="nil"/>
-          <w:right w:val="nil"/>
-          <w:between w:val="nil"/>
-        </w:pBdr>
-        <w:spacing w:after="120"/>
-        <w:jc w:val="both"/>
-        <w:rPr>
-          <w:rFonts w:eastAsia="Times New Roman" w:cs="Times New Roman"/>
-          <w:lang w:val="uk-UA"/>
-        </w:rPr>
-      </w:pPr>
-      <w:r>
-        <w:rPr>
-          <w:rFonts w:eastAsia="Times New Roman" w:cs="Times New Roman"/>
-          <w:lang w:val="uk-UA"/>
-        </w:rPr>
-        <w:t xml:space="preserve">Вірую, Господи, і </w:t>
-      </w:r>
-      <w:proofErr w:type="spellStart"/>
-      <w:r>
-        <w:rPr>
-          <w:rFonts w:eastAsia="Times New Roman" w:cs="Times New Roman"/>
-          <w:lang w:val="uk-UA"/>
-        </w:rPr>
-        <w:t>ісповідую</w:t>
-      </w:r>
-      <w:proofErr w:type="spellEnd"/>
-      <w:r>
-        <w:rPr>
-          <w:rFonts w:eastAsia="Times New Roman" w:cs="Times New Roman"/>
-          <w:lang w:val="uk-UA"/>
-        </w:rPr>
-        <w:t>, що Ти єси воістину Христос, Син Бога живого, що прийшов у світ грішників спасти, з яких перший (перша) я.</w:t>
-      </w:r>
-    </w:p>
-    <w:p>
-      <w:pPr>
-        <w:widowControl w:val="0"/>
-        <w:pBdr>
-          <w:top w:val="nil"/>
-          <w:left w:val="nil"/>
-          <w:bottom w:val="nil"/>
-          <w:right w:val="nil"/>
-          <w:between w:val="nil"/>
-        </w:pBdr>
-        <w:spacing w:after="120"/>
-        <w:jc w:val="both"/>
-        <w:rPr>
-          <w:rFonts w:eastAsia="Times New Roman" w:cs="Times New Roman"/>
-          <w:lang w:val="uk-UA"/>
-        </w:rPr>
-      </w:pPr>
-      <w:r>
-        <w:rPr>
-          <w:rFonts w:eastAsia="Times New Roman" w:cs="Times New Roman"/>
-          <w:lang w:val="uk-UA"/>
-        </w:rPr>
-        <w:t xml:space="preserve">Вечері Твоєї тайної </w:t>
-      </w:r>
-      <w:proofErr w:type="spellStart"/>
-      <w:r>
-        <w:rPr>
-          <w:rFonts w:eastAsia="Times New Roman" w:cs="Times New Roman"/>
-          <w:lang w:val="uk-UA"/>
-        </w:rPr>
-        <w:t>днесь</w:t>
-      </w:r>
-      <w:proofErr w:type="spellEnd"/>
-      <w:r>
-        <w:rPr>
-          <w:rFonts w:eastAsia="Times New Roman" w:cs="Times New Roman"/>
-          <w:lang w:val="uk-UA"/>
-        </w:rPr>
-        <w:t xml:space="preserve">, Сину Божий, мене причасника (причасницю) прийми, бо ворогам твоїм </w:t>
-      </w:r>
-      <w:proofErr w:type="spellStart"/>
-      <w:r>
-        <w:rPr>
-          <w:rFonts w:eastAsia="Times New Roman" w:cs="Times New Roman"/>
-          <w:lang w:val="uk-UA"/>
-        </w:rPr>
-        <w:t>тайни</w:t>
-      </w:r>
-      <w:proofErr w:type="spellEnd"/>
-      <w:r>
-        <w:rPr>
-          <w:rFonts w:eastAsia="Times New Roman" w:cs="Times New Roman"/>
-          <w:lang w:val="uk-UA"/>
-        </w:rPr>
-        <w:t xml:space="preserve"> не </w:t>
-      </w:r>
-      <w:proofErr w:type="spellStart"/>
-      <w:r>
-        <w:rPr>
-          <w:rFonts w:eastAsia="Times New Roman" w:cs="Times New Roman"/>
-          <w:lang w:val="uk-UA"/>
-        </w:rPr>
-        <w:t>повім</w:t>
-      </w:r>
-      <w:proofErr w:type="spellEnd"/>
-      <w:r>
-        <w:rPr>
-          <w:rFonts w:eastAsia="Times New Roman" w:cs="Times New Roman"/>
-          <w:lang w:val="uk-UA"/>
-        </w:rPr>
-        <w:t xml:space="preserve"> і поцілунку не дам Тобі, як Юда, але, як розбійник, сповідаюся Тобі:</w:t>
-      </w:r>
-    </w:p>
-    <w:p>
-      <w:pPr>
-        <w:widowControl w:val="0"/>
-        <w:pBdr>
-          <w:top w:val="nil"/>
-          <w:left w:val="nil"/>
-          <w:bottom w:val="nil"/>
-          <w:right w:val="nil"/>
-          <w:between w:val="nil"/>
-        </w:pBdr>
-        <w:spacing w:after="120"/>
-        <w:jc w:val="both"/>
-        <w:rPr>
-          <w:rFonts w:eastAsia="Times New Roman" w:cs="Times New Roman"/>
-          <w:lang w:val="uk-UA"/>
-        </w:rPr>
-      </w:pPr>
-      <w:r>
-        <w:rPr>
-          <w:rFonts w:eastAsia="Times New Roman" w:cs="Times New Roman"/>
-          <w:lang w:val="uk-UA"/>
-        </w:rPr>
-        <w:t>Пом’яни мене, Господи, коли прийдеш, у царстві твоїм.</w:t>
-      </w:r>
-    </w:p>
-    <w:p>
-      <w:pPr>
-        <w:widowControl w:val="0"/>
-        <w:pBdr>
-          <w:top w:val="nil"/>
-          <w:left w:val="nil"/>
-          <w:bottom w:val="nil"/>
-          <w:right w:val="nil"/>
-          <w:between w:val="nil"/>
-        </w:pBdr>
-        <w:spacing w:after="120"/>
-        <w:jc w:val="both"/>
-        <w:rPr>
-          <w:rFonts w:eastAsia="Times New Roman" w:cs="Times New Roman"/>
-          <w:lang w:val="uk-UA"/>
-        </w:rPr>
-      </w:pPr>
-      <w:r>
-        <w:rPr>
-          <w:rFonts w:eastAsia="Times New Roman" w:cs="Times New Roman"/>
-          <w:lang w:val="uk-UA"/>
-        </w:rPr>
-        <w:t>Пом’яни мене, Владико, коли прийдеш, у царстві твоїм.</w:t>
-      </w:r>
-    </w:p>
-    <w:p>
-      <w:pPr>
-        <w:widowControl w:val="0"/>
-        <w:pBdr>
-          <w:top w:val="nil"/>
-          <w:left w:val="nil"/>
-          <w:bottom w:val="nil"/>
-          <w:right w:val="nil"/>
-          <w:between w:val="nil"/>
-        </w:pBdr>
-        <w:spacing w:after="120"/>
-        <w:jc w:val="both"/>
-        <w:rPr>
-          <w:rFonts w:eastAsia="Times New Roman" w:cs="Times New Roman"/>
-          <w:lang w:val="uk-UA"/>
-        </w:rPr>
-      </w:pPr>
-      <w:r>
-        <w:rPr>
-          <w:rFonts w:eastAsia="Times New Roman" w:cs="Times New Roman"/>
-          <w:lang w:val="uk-UA"/>
-        </w:rPr>
-        <w:t>Пом’яни мене, Святий, коли прийдеш, у царстві твоїм.</w:t>
-      </w:r>
-    </w:p>
-    <w:p>
-      <w:pPr>
-        <w:widowControl w:val="0"/>
-        <w:pBdr>
-          <w:top w:val="nil"/>
-          <w:left w:val="nil"/>
-          <w:bottom w:val="nil"/>
-          <w:right w:val="nil"/>
-          <w:between w:val="nil"/>
-        </w:pBdr>
-        <w:spacing w:after="120"/>
-        <w:jc w:val="both"/>
-        <w:rPr>
-          <w:rFonts w:eastAsia="Times New Roman" w:cs="Times New Roman"/>
-          <w:lang w:val="uk-UA"/>
-        </w:rPr>
-      </w:pPr>
-      <w:r>
-        <w:rPr>
-          <w:rFonts w:eastAsia="Times New Roman" w:cs="Times New Roman"/>
-          <w:lang w:val="uk-UA"/>
-        </w:rPr>
-        <w:t>Нехай не на суд і не в осудження буде мені причастя святих твоїх таїн, Господи, а на зцілення душі і тіла.</w:t>
-      </w:r>
-    </w:p>
-    <w:p>
-      <w:pPr>
-        <w:widowControl w:val="0"/>
-        <w:pBdr>
-          <w:top w:val="nil"/>
-          <w:left w:val="nil"/>
-          <w:bottom w:val="nil"/>
-          <w:right w:val="nil"/>
-          <w:between w:val="nil"/>
-        </w:pBdr>
-        <w:spacing w:after="120"/>
-        <w:jc w:val="both"/>
-        <w:rPr>
-          <w:rFonts w:eastAsia="Times New Roman" w:cs="Times New Roman"/>
-          <w:lang w:val="uk-UA"/>
-        </w:rPr>
-      </w:pPr>
-      <w:r>
-        <w:rPr>
-          <w:rFonts w:eastAsia="Times New Roman" w:cs="Times New Roman"/>
-          <w:lang w:val="uk-UA"/>
-        </w:rPr>
-        <w:t>Боже, милостивий будь мені, грішному (грішній).</w:t>
-      </w:r>
-    </w:p>
-    <w:p>
-      <w:pPr>
-        <w:widowControl w:val="0"/>
-        <w:pBdr>
-          <w:top w:val="nil"/>
-          <w:left w:val="nil"/>
-          <w:bottom w:val="nil"/>
-          <w:right w:val="nil"/>
-          <w:between w:val="nil"/>
-        </w:pBdr>
-        <w:spacing w:after="120"/>
-        <w:jc w:val="both"/>
-        <w:rPr>
-          <w:rFonts w:eastAsia="Times New Roman" w:cs="Times New Roman"/>
-          <w:lang w:val="uk-UA"/>
-        </w:rPr>
-      </w:pPr>
-      <w:r>
-        <w:rPr>
-          <w:rFonts w:eastAsia="Times New Roman" w:cs="Times New Roman"/>
-          <w:lang w:val="uk-UA"/>
-        </w:rPr>
-        <w:t>Боже, очисти мої гріхи і помилуй мене.</w:t>
-      </w:r>
-    </w:p>
-    <w:p>
-      <w:pPr>
-        <w:widowControl w:val="0"/>
-        <w:pBdr>
-          <w:top w:val="nil"/>
-          <w:left w:val="nil"/>
-          <w:bottom w:val="nil"/>
-          <w:right w:val="nil"/>
-          <w:between w:val="nil"/>
-        </w:pBdr>
-        <w:spacing w:after="120"/>
-        <w:jc w:val="both"/>
-        <w:rPr>
-          <w:rFonts w:eastAsia="Times New Roman" w:cs="Times New Roman"/>
-          <w:lang w:val="uk-UA"/>
-        </w:rPr>
-      </w:pPr>
-      <w:r>
-        <w:rPr>
-          <w:rFonts w:eastAsia="Times New Roman" w:cs="Times New Roman"/>
-          <w:lang w:val="uk-UA"/>
-        </w:rPr>
-        <w:t>Без числа нагрішив (нагрішила) я, Господи, прости мені.</w:t>
+        <w:spacing w:after="120"/>
+      </w:pPr>
+      <w:r>
+        <w:rPr>
+          <w:rFonts w:ascii="Times New Roman" w:hAnsi="Times New Roman"/>
+          <w:sz w:val="24"/>
+        </w:rPr>
+        <w:t>Вíрую,</w:t>
+      </w:r>
+      <w:r>
+        <w:rPr>
+          <w:rFonts w:ascii="Times New Roman" w:hAnsi="Times New Roman"/>
+          <w:sz w:val="24"/>
+        </w:rPr>
+        <w:t xml:space="preserve"> </w:t>
+      </w:r>
+      <w:r>
+        <w:rPr>
+          <w:rFonts w:ascii="Times New Roman" w:hAnsi="Times New Roman"/>
+          <w:sz w:val="24"/>
+        </w:rPr>
+        <w:t>Го́споди,</w:t>
+      </w:r>
+      <w:r>
+        <w:rPr>
+          <w:rFonts w:ascii="Times New Roman" w:hAnsi="Times New Roman"/>
+          <w:sz w:val="24"/>
+        </w:rPr>
+        <w:t xml:space="preserve"> </w:t>
+      </w:r>
+      <w:r>
+        <w:rPr>
+          <w:rFonts w:ascii="Times New Roman" w:hAnsi="Times New Roman"/>
+          <w:sz w:val="24"/>
+        </w:rPr>
+        <w:t>і</w:t>
+      </w:r>
+      <w:r>
+        <w:rPr>
+          <w:rFonts w:ascii="Times New Roman" w:hAnsi="Times New Roman"/>
+          <w:sz w:val="24"/>
+        </w:rPr>
+        <w:t xml:space="preserve"> </w:t>
+      </w:r>
+      <w:r>
+        <w:rPr>
+          <w:rFonts w:ascii="Times New Roman" w:hAnsi="Times New Roman"/>
+          <w:sz w:val="24"/>
+        </w:rPr>
+        <w:t>ісповíдую,</w:t>
+      </w:r>
+      <w:r>
+        <w:rPr>
+          <w:rFonts w:ascii="Times New Roman" w:hAnsi="Times New Roman"/>
+          <w:sz w:val="24"/>
+        </w:rPr>
+        <w:t xml:space="preserve"> </w:t>
+      </w:r>
+      <w:r>
+        <w:rPr>
+          <w:rFonts w:ascii="Times New Roman" w:hAnsi="Times New Roman"/>
+          <w:sz w:val="24"/>
+        </w:rPr>
+        <w:t>що</w:t>
+      </w:r>
+      <w:r>
+        <w:rPr>
+          <w:rFonts w:ascii="Times New Roman" w:hAnsi="Times New Roman"/>
+          <w:sz w:val="24"/>
+        </w:rPr>
+        <w:t xml:space="preserve"> </w:t>
+      </w:r>
+      <w:r>
+        <w:rPr>
+          <w:rFonts w:ascii="Times New Roman" w:hAnsi="Times New Roman"/>
+          <w:sz w:val="24"/>
+        </w:rPr>
+        <w:t>Ти</w:t>
+      </w:r>
+      <w:r>
+        <w:rPr>
+          <w:rFonts w:ascii="Times New Roman" w:hAnsi="Times New Roman"/>
+          <w:sz w:val="24"/>
+        </w:rPr>
+        <w:t xml:space="preserve"> </w:t>
+      </w:r>
+      <w:r>
+        <w:rPr>
+          <w:rFonts w:ascii="Times New Roman" w:hAnsi="Times New Roman"/>
+          <w:sz w:val="24"/>
+        </w:rPr>
+        <w:t>—</w:t>
+      </w:r>
+      <w:r>
+        <w:rPr>
+          <w:rFonts w:ascii="Times New Roman" w:hAnsi="Times New Roman"/>
+          <w:sz w:val="24"/>
+        </w:rPr>
+        <w:t xml:space="preserve"> </w:t>
+      </w:r>
+      <w:r>
+        <w:rPr>
+          <w:rFonts w:ascii="Times New Roman" w:hAnsi="Times New Roman"/>
+          <w:sz w:val="24"/>
+        </w:rPr>
+        <w:t>воíстину</w:t>
+      </w:r>
+      <w:r>
+        <w:rPr>
+          <w:rFonts w:ascii="Times New Roman" w:hAnsi="Times New Roman"/>
+          <w:sz w:val="24"/>
+        </w:rPr>
+        <w:t xml:space="preserve"> </w:t>
+      </w:r>
+      <w:r>
+        <w:rPr>
+          <w:rFonts w:ascii="Times New Roman" w:hAnsi="Times New Roman"/>
+          <w:sz w:val="24"/>
+        </w:rPr>
+        <w:t>Христо́с,</w:t>
+      </w:r>
+      <w:r>
+        <w:rPr>
+          <w:rFonts w:ascii="Times New Roman" w:hAnsi="Times New Roman"/>
+          <w:sz w:val="24"/>
+        </w:rPr>
+        <w:t xml:space="preserve"> </w:t>
+      </w:r>
+      <w:r>
+        <w:rPr>
+          <w:rFonts w:ascii="Times New Roman" w:hAnsi="Times New Roman"/>
+          <w:sz w:val="24"/>
+        </w:rPr>
+        <w:t>Син</w:t>
+      </w:r>
+      <w:r>
+        <w:rPr>
+          <w:rFonts w:ascii="Times New Roman" w:hAnsi="Times New Roman"/>
+          <w:sz w:val="24"/>
+        </w:rPr>
+        <w:t xml:space="preserve"> </w:t>
+      </w:r>
+      <w:r>
+        <w:rPr>
+          <w:rFonts w:ascii="Times New Roman" w:hAnsi="Times New Roman"/>
+          <w:sz w:val="24"/>
+        </w:rPr>
+        <w:t>Бо́га</w:t>
+      </w:r>
+      <w:r>
+        <w:rPr>
+          <w:rFonts w:ascii="Times New Roman" w:hAnsi="Times New Roman"/>
+          <w:sz w:val="24"/>
+        </w:rPr>
+        <w:t xml:space="preserve"> </w:t>
+      </w:r>
+      <w:r>
+        <w:rPr>
+          <w:rFonts w:ascii="Times New Roman" w:hAnsi="Times New Roman"/>
+          <w:sz w:val="24"/>
+        </w:rPr>
+        <w:t>живо́го,</w:t>
+      </w:r>
+      <w:r>
+        <w:rPr>
+          <w:rFonts w:ascii="Times New Roman" w:hAnsi="Times New Roman"/>
+          <w:sz w:val="24"/>
+        </w:rPr>
+        <w:t xml:space="preserve"> </w:t>
+      </w:r>
+      <w:r>
+        <w:rPr>
+          <w:rFonts w:ascii="Times New Roman" w:hAnsi="Times New Roman"/>
+          <w:sz w:val="24"/>
+        </w:rPr>
+        <w:t>що</w:t>
+      </w:r>
+      <w:r>
+        <w:rPr>
+          <w:rFonts w:ascii="Times New Roman" w:hAnsi="Times New Roman"/>
+          <w:sz w:val="24"/>
+        </w:rPr>
+        <w:t xml:space="preserve"> </w:t>
+      </w:r>
+      <w:r>
+        <w:rPr>
+          <w:rFonts w:ascii="Times New Roman" w:hAnsi="Times New Roman"/>
+          <w:sz w:val="24"/>
+        </w:rPr>
+        <w:t>прийшо́в</w:t>
+      </w:r>
+      <w:r>
+        <w:rPr>
+          <w:rFonts w:ascii="Times New Roman" w:hAnsi="Times New Roman"/>
+          <w:sz w:val="24"/>
+        </w:rPr>
+        <w:t xml:space="preserve"> </w:t>
+      </w:r>
+      <w:r>
+        <w:rPr>
+          <w:rFonts w:ascii="Times New Roman" w:hAnsi="Times New Roman"/>
+          <w:sz w:val="24"/>
+        </w:rPr>
+        <w:t>у</w:t>
+      </w:r>
+      <w:r>
+        <w:rPr>
+          <w:rFonts w:ascii="Times New Roman" w:hAnsi="Times New Roman"/>
+          <w:sz w:val="24"/>
+        </w:rPr>
+        <w:t xml:space="preserve"> </w:t>
+      </w:r>
+      <w:r>
+        <w:rPr>
+          <w:rFonts w:ascii="Times New Roman" w:hAnsi="Times New Roman"/>
+          <w:sz w:val="24"/>
+        </w:rPr>
+        <w:t>світ</w:t>
+      </w:r>
+      <w:r>
+        <w:rPr>
+          <w:rFonts w:ascii="Times New Roman" w:hAnsi="Times New Roman"/>
+          <w:sz w:val="24"/>
+        </w:rPr>
+        <w:t xml:space="preserve"> </w:t>
+      </w:r>
+      <w:r>
+        <w:rPr>
+          <w:rFonts w:ascii="Times New Roman" w:hAnsi="Times New Roman"/>
+          <w:sz w:val="24"/>
+        </w:rPr>
+        <w:t>грíшників</w:t>
+      </w:r>
+      <w:r>
+        <w:rPr>
+          <w:rFonts w:ascii="Times New Roman" w:hAnsi="Times New Roman"/>
+          <w:sz w:val="24"/>
+        </w:rPr>
+        <w:t xml:space="preserve"> </w:t>
+      </w:r>
+      <w:r>
+        <w:rPr>
+          <w:rFonts w:ascii="Times New Roman" w:hAnsi="Times New Roman"/>
+          <w:sz w:val="24"/>
+        </w:rPr>
+        <w:t>спасти́,</w:t>
+      </w:r>
+      <w:r>
+        <w:rPr>
+          <w:rFonts w:ascii="Times New Roman" w:hAnsi="Times New Roman"/>
+          <w:sz w:val="24"/>
+        </w:rPr>
+        <w:t xml:space="preserve"> </w:t>
+      </w:r>
+      <w:r>
+        <w:rPr>
+          <w:rFonts w:ascii="Times New Roman" w:hAnsi="Times New Roman"/>
+          <w:sz w:val="24"/>
+        </w:rPr>
+        <w:t>з</w:t>
+      </w:r>
+      <w:r>
+        <w:rPr>
+          <w:rFonts w:ascii="Times New Roman" w:hAnsi="Times New Roman"/>
+          <w:sz w:val="24"/>
+        </w:rPr>
+        <w:t xml:space="preserve"> </w:t>
+      </w:r>
+      <w:r>
+        <w:rPr>
+          <w:rFonts w:ascii="Times New Roman" w:hAnsi="Times New Roman"/>
+          <w:sz w:val="24"/>
+        </w:rPr>
+        <w:t>яки́х</w:t>
+      </w:r>
+      <w:r>
+        <w:rPr>
+          <w:rFonts w:ascii="Times New Roman" w:hAnsi="Times New Roman"/>
+          <w:sz w:val="24"/>
+        </w:rPr>
+        <w:t xml:space="preserve"> </w:t>
+      </w:r>
+      <w:r>
+        <w:rPr>
+          <w:rFonts w:ascii="Times New Roman" w:hAnsi="Times New Roman"/>
+          <w:sz w:val="24"/>
+        </w:rPr>
+        <w:t>пе́рший</w:t>
+      </w:r>
+      <w:r>
+        <w:rPr>
+          <w:rFonts w:ascii="Times New Roman" w:hAnsi="Times New Roman"/>
+          <w:sz w:val="24"/>
+        </w:rPr>
+        <w:t xml:space="preserve"> </w:t>
+      </w:r>
+      <w:r>
+        <w:rPr>
+          <w:rFonts w:ascii="Times New Roman" w:hAnsi="Times New Roman"/>
+          <w:sz w:val="24"/>
+        </w:rPr>
+        <w:t>(пе́рша)</w:t>
+      </w:r>
+      <w:r>
+        <w:rPr>
+          <w:rFonts w:ascii="Times New Roman" w:hAnsi="Times New Roman"/>
+          <w:sz w:val="24"/>
+        </w:rPr>
+        <w:t xml:space="preserve"> </w:t>
+      </w:r>
+      <w:r>
+        <w:rPr>
+          <w:rFonts w:ascii="Times New Roman" w:hAnsi="Times New Roman"/>
+          <w:sz w:val="24"/>
+        </w:rPr>
+        <w:t>—</w:t>
+      </w:r>
+      <w:r>
+        <w:rPr>
+          <w:rFonts w:ascii="Times New Roman" w:hAnsi="Times New Roman"/>
+          <w:sz w:val="24"/>
+        </w:rPr>
+        <w:t xml:space="preserve"> </w:t>
+      </w:r>
+      <w:r>
+        <w:rPr>
+          <w:rFonts w:ascii="Times New Roman" w:hAnsi="Times New Roman"/>
+          <w:sz w:val="24"/>
+        </w:rPr>
+        <w:t>я.</w:t>
+      </w:r>
+    </w:p>
+    <w:p>
+      <w:pPr>
+        <w:spacing w:after="120"/>
+      </w:pPr>
+      <w:r>
+        <w:rPr>
+          <w:rFonts w:ascii="Times New Roman" w:hAnsi="Times New Roman"/>
+          <w:sz w:val="24"/>
+        </w:rPr>
+        <w:t>Вече́рі</w:t>
+      </w:r>
+      <w:r>
+        <w:rPr>
+          <w:rFonts w:ascii="Times New Roman" w:hAnsi="Times New Roman"/>
+          <w:sz w:val="24"/>
+        </w:rPr>
+        <w:t xml:space="preserve"> </w:t>
+      </w:r>
+      <w:r>
+        <w:rPr>
+          <w:rFonts w:ascii="Times New Roman" w:hAnsi="Times New Roman"/>
+          <w:sz w:val="24"/>
+        </w:rPr>
+        <w:t>Твоє́ї</w:t>
+      </w:r>
+      <w:r>
+        <w:rPr>
+          <w:rFonts w:ascii="Times New Roman" w:hAnsi="Times New Roman"/>
+          <w:sz w:val="24"/>
+        </w:rPr>
+        <w:t xml:space="preserve"> </w:t>
+      </w:r>
+      <w:r>
+        <w:rPr>
+          <w:rFonts w:ascii="Times New Roman" w:hAnsi="Times New Roman"/>
+          <w:sz w:val="24"/>
+        </w:rPr>
+        <w:t>та́йної</w:t>
+      </w:r>
+      <w:r>
+        <w:rPr>
+          <w:rFonts w:ascii="Times New Roman" w:hAnsi="Times New Roman"/>
+          <w:sz w:val="24"/>
+        </w:rPr>
+        <w:t xml:space="preserve"> </w:t>
+      </w:r>
+      <w:r>
+        <w:rPr>
+          <w:rFonts w:ascii="Times New Roman" w:hAnsi="Times New Roman"/>
+          <w:sz w:val="24"/>
+        </w:rPr>
+        <w:t>сього́дні,</w:t>
+      </w:r>
+      <w:r>
+        <w:rPr>
+          <w:rFonts w:ascii="Times New Roman" w:hAnsi="Times New Roman"/>
+          <w:sz w:val="24"/>
+        </w:rPr>
+        <w:t xml:space="preserve"> </w:t>
+      </w:r>
+      <w:r>
+        <w:rPr>
+          <w:rFonts w:ascii="Times New Roman" w:hAnsi="Times New Roman"/>
+          <w:sz w:val="24"/>
+        </w:rPr>
+        <w:t>Си́ну</w:t>
+      </w:r>
+      <w:r>
+        <w:rPr>
+          <w:rFonts w:ascii="Times New Roman" w:hAnsi="Times New Roman"/>
+          <w:sz w:val="24"/>
+        </w:rPr>
+        <w:t xml:space="preserve"> </w:t>
+      </w:r>
+      <w:r>
+        <w:rPr>
+          <w:rFonts w:ascii="Times New Roman" w:hAnsi="Times New Roman"/>
+          <w:sz w:val="24"/>
+        </w:rPr>
+        <w:t>Бо́жий,</w:t>
+      </w:r>
+      <w:r>
+        <w:rPr>
+          <w:rFonts w:ascii="Times New Roman" w:hAnsi="Times New Roman"/>
+          <w:sz w:val="24"/>
+        </w:rPr>
+        <w:t xml:space="preserve"> </w:t>
+      </w:r>
+      <w:r>
+        <w:rPr>
+          <w:rFonts w:ascii="Times New Roman" w:hAnsi="Times New Roman"/>
+          <w:sz w:val="24"/>
+        </w:rPr>
+        <w:t>мене́,</w:t>
+      </w:r>
+      <w:r>
+        <w:rPr>
+          <w:rFonts w:ascii="Times New Roman" w:hAnsi="Times New Roman"/>
+          <w:sz w:val="24"/>
+        </w:rPr>
+        <w:t xml:space="preserve"> </w:t>
+      </w:r>
+      <w:r>
+        <w:rPr>
+          <w:rFonts w:ascii="Times New Roman" w:hAnsi="Times New Roman"/>
+          <w:sz w:val="24"/>
+        </w:rPr>
+        <w:t>прича́сника</w:t>
+      </w:r>
+      <w:r>
+        <w:rPr>
+          <w:rFonts w:ascii="Times New Roman" w:hAnsi="Times New Roman"/>
+          <w:sz w:val="24"/>
+        </w:rPr>
+        <w:t xml:space="preserve"> </w:t>
+      </w:r>
+      <w:r>
+        <w:rPr>
+          <w:rFonts w:ascii="Times New Roman" w:hAnsi="Times New Roman"/>
+          <w:sz w:val="24"/>
+        </w:rPr>
+        <w:t>(прича́сницю),</w:t>
+      </w:r>
+      <w:r>
+        <w:rPr>
+          <w:rFonts w:ascii="Times New Roman" w:hAnsi="Times New Roman"/>
+          <w:sz w:val="24"/>
+        </w:rPr>
+        <w:t xml:space="preserve"> </w:t>
+      </w:r>
+      <w:r>
+        <w:rPr>
+          <w:rFonts w:ascii="Times New Roman" w:hAnsi="Times New Roman"/>
+          <w:sz w:val="24"/>
+        </w:rPr>
+        <w:t>прийми́,</w:t>
+      </w:r>
+      <w:r>
+        <w:rPr>
+          <w:rFonts w:ascii="Times New Roman" w:hAnsi="Times New Roman"/>
+          <w:sz w:val="24"/>
+        </w:rPr>
+        <w:t xml:space="preserve"> </w:t>
+      </w:r>
+      <w:r>
+        <w:rPr>
+          <w:rFonts w:ascii="Times New Roman" w:hAnsi="Times New Roman"/>
+          <w:sz w:val="24"/>
+        </w:rPr>
+        <w:t>бо</w:t>
+      </w:r>
+      <w:r>
+        <w:rPr>
+          <w:rFonts w:ascii="Times New Roman" w:hAnsi="Times New Roman"/>
+          <w:sz w:val="24"/>
+        </w:rPr>
+        <w:t xml:space="preserve"> </w:t>
+      </w:r>
+      <w:r>
+        <w:rPr>
+          <w:rFonts w:ascii="Times New Roman" w:hAnsi="Times New Roman"/>
+          <w:sz w:val="24"/>
+        </w:rPr>
+        <w:t>ворога́м</w:t>
+      </w:r>
+      <w:r>
+        <w:rPr>
+          <w:rFonts w:ascii="Times New Roman" w:hAnsi="Times New Roman"/>
+          <w:sz w:val="24"/>
+        </w:rPr>
+        <w:t xml:space="preserve"> </w:t>
+      </w:r>
+      <w:r>
+        <w:rPr>
+          <w:rFonts w:ascii="Times New Roman" w:hAnsi="Times New Roman"/>
+          <w:sz w:val="24"/>
+        </w:rPr>
+        <w:t>Твої́м</w:t>
+      </w:r>
+      <w:r>
+        <w:rPr>
+          <w:rFonts w:ascii="Times New Roman" w:hAnsi="Times New Roman"/>
+          <w:sz w:val="24"/>
+        </w:rPr>
+        <w:t xml:space="preserve"> </w:t>
+      </w:r>
+      <w:r>
+        <w:rPr>
+          <w:rFonts w:ascii="Times New Roman" w:hAnsi="Times New Roman"/>
+          <w:sz w:val="24"/>
+        </w:rPr>
+        <w:t>та́йни</w:t>
+      </w:r>
+      <w:r>
+        <w:rPr>
+          <w:rFonts w:ascii="Times New Roman" w:hAnsi="Times New Roman"/>
+          <w:sz w:val="24"/>
+        </w:rPr>
+        <w:t xml:space="preserve"> </w:t>
+      </w:r>
+      <w:r>
+        <w:rPr>
+          <w:rFonts w:ascii="Times New Roman" w:hAnsi="Times New Roman"/>
+          <w:sz w:val="24"/>
+        </w:rPr>
+        <w:t>не</w:t>
+      </w:r>
+      <w:r>
+        <w:rPr>
+          <w:rFonts w:ascii="Times New Roman" w:hAnsi="Times New Roman"/>
+          <w:sz w:val="24"/>
+        </w:rPr>
+        <w:t xml:space="preserve"> </w:t>
+      </w:r>
+      <w:r>
+        <w:rPr>
+          <w:rFonts w:ascii="Times New Roman" w:hAnsi="Times New Roman"/>
+          <w:sz w:val="24"/>
+        </w:rPr>
+        <w:t>повíм</w:t>
+      </w:r>
+      <w:r>
+        <w:rPr>
+          <w:rFonts w:ascii="Times New Roman" w:hAnsi="Times New Roman"/>
+          <w:sz w:val="24"/>
+        </w:rPr>
+        <w:t xml:space="preserve"> </w:t>
+      </w:r>
+      <w:r>
+        <w:rPr>
+          <w:rFonts w:ascii="Times New Roman" w:hAnsi="Times New Roman"/>
+          <w:sz w:val="24"/>
+        </w:rPr>
+        <w:t>і</w:t>
+      </w:r>
+      <w:r>
+        <w:rPr>
+          <w:rFonts w:ascii="Times New Roman" w:hAnsi="Times New Roman"/>
+          <w:sz w:val="24"/>
+        </w:rPr>
+        <w:t xml:space="preserve"> </w:t>
+      </w:r>
+      <w:r>
+        <w:rPr>
+          <w:rFonts w:ascii="Times New Roman" w:hAnsi="Times New Roman"/>
+          <w:sz w:val="24"/>
+        </w:rPr>
+        <w:t>поцілу́нку</w:t>
+      </w:r>
+      <w:r>
+        <w:rPr>
+          <w:rFonts w:ascii="Times New Roman" w:hAnsi="Times New Roman"/>
+          <w:sz w:val="24"/>
+        </w:rPr>
+        <w:t xml:space="preserve"> </w:t>
+      </w:r>
+      <w:r>
+        <w:rPr>
+          <w:rFonts w:ascii="Times New Roman" w:hAnsi="Times New Roman"/>
+          <w:sz w:val="24"/>
+        </w:rPr>
+        <w:t>не</w:t>
+      </w:r>
+      <w:r>
+        <w:rPr>
+          <w:rFonts w:ascii="Times New Roman" w:hAnsi="Times New Roman"/>
+          <w:sz w:val="24"/>
+        </w:rPr>
+        <w:t xml:space="preserve"> </w:t>
+      </w:r>
+      <w:r>
+        <w:rPr>
+          <w:rFonts w:ascii="Times New Roman" w:hAnsi="Times New Roman"/>
+          <w:sz w:val="24"/>
+        </w:rPr>
+        <w:t>дам</w:t>
+      </w:r>
+      <w:r>
+        <w:rPr>
+          <w:rFonts w:ascii="Times New Roman" w:hAnsi="Times New Roman"/>
+          <w:sz w:val="24"/>
+        </w:rPr>
+        <w:t xml:space="preserve"> </w:t>
+      </w:r>
+      <w:r>
+        <w:rPr>
+          <w:rFonts w:ascii="Times New Roman" w:hAnsi="Times New Roman"/>
+          <w:sz w:val="24"/>
+        </w:rPr>
+        <w:t>Тобí,</w:t>
+      </w:r>
+      <w:r>
+        <w:rPr>
+          <w:rFonts w:ascii="Times New Roman" w:hAnsi="Times New Roman"/>
+          <w:sz w:val="24"/>
+        </w:rPr>
+        <w:t xml:space="preserve"> </w:t>
+      </w:r>
+      <w:r>
+        <w:rPr>
+          <w:rFonts w:ascii="Times New Roman" w:hAnsi="Times New Roman"/>
+          <w:sz w:val="24"/>
+        </w:rPr>
+        <w:t>як</w:t>
+      </w:r>
+      <w:r>
+        <w:rPr>
+          <w:rFonts w:ascii="Times New Roman" w:hAnsi="Times New Roman"/>
+          <w:sz w:val="24"/>
+        </w:rPr>
+        <w:t xml:space="preserve"> </w:t>
+      </w:r>
+      <w:r>
+        <w:rPr>
+          <w:rFonts w:ascii="Times New Roman" w:hAnsi="Times New Roman"/>
+          <w:sz w:val="24"/>
+        </w:rPr>
+        <w:t>Ю́да,</w:t>
+      </w:r>
+      <w:r>
+        <w:rPr>
+          <w:rFonts w:ascii="Times New Roman" w:hAnsi="Times New Roman"/>
+          <w:sz w:val="24"/>
+        </w:rPr>
+        <w:t xml:space="preserve"> </w:t>
+      </w:r>
+      <w:r>
+        <w:rPr>
+          <w:rFonts w:ascii="Times New Roman" w:hAnsi="Times New Roman"/>
+          <w:sz w:val="24"/>
+        </w:rPr>
+        <w:t>але́,</w:t>
+      </w:r>
+      <w:r>
+        <w:rPr>
+          <w:rFonts w:ascii="Times New Roman" w:hAnsi="Times New Roman"/>
+          <w:sz w:val="24"/>
+        </w:rPr>
+        <w:t xml:space="preserve"> </w:t>
+      </w:r>
+      <w:r>
+        <w:rPr>
+          <w:rFonts w:ascii="Times New Roman" w:hAnsi="Times New Roman"/>
+          <w:sz w:val="24"/>
+        </w:rPr>
+        <w:t>як</w:t>
+      </w:r>
+      <w:r>
+        <w:rPr>
+          <w:rFonts w:ascii="Times New Roman" w:hAnsi="Times New Roman"/>
+          <w:sz w:val="24"/>
+        </w:rPr>
+        <w:t xml:space="preserve"> </w:t>
+      </w:r>
+      <w:r>
+        <w:rPr>
+          <w:rFonts w:ascii="Times New Roman" w:hAnsi="Times New Roman"/>
+          <w:sz w:val="24"/>
+        </w:rPr>
+        <w:t>розбíйник,</w:t>
+      </w:r>
+      <w:r>
+        <w:rPr>
+          <w:rFonts w:ascii="Times New Roman" w:hAnsi="Times New Roman"/>
+          <w:sz w:val="24"/>
+        </w:rPr>
+        <w:t xml:space="preserve"> </w:t>
+      </w:r>
+      <w:r>
+        <w:rPr>
+          <w:rFonts w:ascii="Times New Roman" w:hAnsi="Times New Roman"/>
+          <w:sz w:val="24"/>
+        </w:rPr>
+        <w:t>ісповíдую</w:t>
+      </w:r>
+      <w:r>
+        <w:rPr>
+          <w:rFonts w:ascii="Times New Roman" w:hAnsi="Times New Roman"/>
+          <w:sz w:val="24"/>
+        </w:rPr>
+        <w:t xml:space="preserve"> </w:t>
+      </w:r>
+      <w:r>
+        <w:rPr>
+          <w:rFonts w:ascii="Times New Roman" w:hAnsi="Times New Roman"/>
+          <w:sz w:val="24"/>
+        </w:rPr>
+        <w:t>Тебе́:</w:t>
+      </w:r>
+    </w:p>
+    <w:p>
+      <w:pPr>
+        <w:spacing w:after="120"/>
+      </w:pPr>
+      <w:r>
+        <w:rPr>
+          <w:rFonts w:ascii="Times New Roman" w:hAnsi="Times New Roman"/>
+          <w:sz w:val="24"/>
+        </w:rPr>
+        <w:t>Пом’яни́</w:t>
+      </w:r>
+      <w:r>
+        <w:rPr>
+          <w:rFonts w:ascii="Times New Roman" w:hAnsi="Times New Roman"/>
+          <w:sz w:val="24"/>
+        </w:rPr>
+        <w:t xml:space="preserve"> </w:t>
+      </w:r>
+      <w:r>
+        <w:rPr>
+          <w:rFonts w:ascii="Times New Roman" w:hAnsi="Times New Roman"/>
+          <w:sz w:val="24"/>
+        </w:rPr>
+        <w:t>мене́,</w:t>
+      </w:r>
+      <w:r>
+        <w:rPr>
+          <w:rFonts w:ascii="Times New Roman" w:hAnsi="Times New Roman"/>
+          <w:sz w:val="24"/>
+        </w:rPr>
+        <w:t xml:space="preserve"> </w:t>
+      </w:r>
+      <w:r>
+        <w:rPr>
+          <w:rFonts w:ascii="Times New Roman" w:hAnsi="Times New Roman"/>
+          <w:sz w:val="24"/>
+        </w:rPr>
+        <w:t>Го́споди,</w:t>
+      </w:r>
+      <w:r>
+        <w:rPr>
+          <w:rFonts w:ascii="Times New Roman" w:hAnsi="Times New Roman"/>
+          <w:sz w:val="24"/>
+        </w:rPr>
+        <w:t xml:space="preserve"> </w:t>
+      </w:r>
+      <w:r>
+        <w:rPr>
+          <w:rFonts w:ascii="Times New Roman" w:hAnsi="Times New Roman"/>
+          <w:sz w:val="24"/>
+        </w:rPr>
+        <w:t>коли́</w:t>
+      </w:r>
+      <w:r>
+        <w:rPr>
+          <w:rFonts w:ascii="Times New Roman" w:hAnsi="Times New Roman"/>
+          <w:sz w:val="24"/>
+        </w:rPr>
+        <w:t xml:space="preserve"> </w:t>
+      </w:r>
+      <w:r>
+        <w:rPr>
+          <w:rFonts w:ascii="Times New Roman" w:hAnsi="Times New Roman"/>
+          <w:sz w:val="24"/>
+        </w:rPr>
+        <w:t>при́йдеш</w:t>
+      </w:r>
+      <w:r>
+        <w:rPr>
+          <w:rFonts w:ascii="Times New Roman" w:hAnsi="Times New Roman"/>
+          <w:sz w:val="24"/>
+        </w:rPr>
+        <w:t xml:space="preserve"> </w:t>
+      </w:r>
+      <w:r>
+        <w:rPr>
+          <w:rFonts w:ascii="Times New Roman" w:hAnsi="Times New Roman"/>
+          <w:sz w:val="24"/>
+        </w:rPr>
+        <w:t>—</w:t>
+      </w:r>
+      <w:r>
+        <w:rPr>
+          <w:rFonts w:ascii="Times New Roman" w:hAnsi="Times New Roman"/>
+          <w:sz w:val="24"/>
+        </w:rPr>
+        <w:t xml:space="preserve"> </w:t>
+      </w:r>
+      <w:r>
+        <w:rPr>
+          <w:rFonts w:ascii="Times New Roman" w:hAnsi="Times New Roman"/>
+          <w:sz w:val="24"/>
+        </w:rPr>
+        <w:t>у</w:t>
+      </w:r>
+      <w:r>
+        <w:rPr>
+          <w:rFonts w:ascii="Times New Roman" w:hAnsi="Times New Roman"/>
+          <w:sz w:val="24"/>
+        </w:rPr>
+        <w:t xml:space="preserve"> </w:t>
+      </w:r>
+      <w:r>
+        <w:rPr>
+          <w:rFonts w:ascii="Times New Roman" w:hAnsi="Times New Roman"/>
+          <w:sz w:val="24"/>
+        </w:rPr>
+        <w:t>ца́рстві</w:t>
+      </w:r>
+      <w:r>
+        <w:rPr>
+          <w:rFonts w:ascii="Times New Roman" w:hAnsi="Times New Roman"/>
+          <w:sz w:val="24"/>
+        </w:rPr>
+        <w:t xml:space="preserve"> </w:t>
+      </w:r>
+      <w:r>
+        <w:rPr>
+          <w:rFonts w:ascii="Times New Roman" w:hAnsi="Times New Roman"/>
+          <w:sz w:val="24"/>
+        </w:rPr>
+        <w:t>Твої́м.</w:t>
+      </w:r>
+    </w:p>
+    <w:p>
+      <w:pPr>
+        <w:spacing w:after="120"/>
+      </w:pPr>
+      <w:r>
+        <w:rPr>
+          <w:rFonts w:ascii="Times New Roman" w:hAnsi="Times New Roman"/>
+          <w:sz w:val="24"/>
+        </w:rPr>
+        <w:t>Пом’яни́</w:t>
+      </w:r>
+      <w:r>
+        <w:rPr>
+          <w:rFonts w:ascii="Times New Roman" w:hAnsi="Times New Roman"/>
+          <w:sz w:val="24"/>
+        </w:rPr>
+        <w:t xml:space="preserve"> </w:t>
+      </w:r>
+      <w:r>
+        <w:rPr>
+          <w:rFonts w:ascii="Times New Roman" w:hAnsi="Times New Roman"/>
+          <w:sz w:val="24"/>
+        </w:rPr>
+        <w:t>мене́,</w:t>
+      </w:r>
+      <w:r>
+        <w:rPr>
+          <w:rFonts w:ascii="Times New Roman" w:hAnsi="Times New Roman"/>
+          <w:sz w:val="24"/>
+        </w:rPr>
+        <w:t xml:space="preserve"> </w:t>
+      </w:r>
+      <w:r>
+        <w:rPr>
+          <w:rFonts w:ascii="Times New Roman" w:hAnsi="Times New Roman"/>
+          <w:sz w:val="24"/>
+        </w:rPr>
+        <w:t>Влади́ко,</w:t>
+      </w:r>
+      <w:r>
+        <w:rPr>
+          <w:rFonts w:ascii="Times New Roman" w:hAnsi="Times New Roman"/>
+          <w:sz w:val="24"/>
+        </w:rPr>
+        <w:t xml:space="preserve"> </w:t>
+      </w:r>
+      <w:r>
+        <w:rPr>
+          <w:rFonts w:ascii="Times New Roman" w:hAnsi="Times New Roman"/>
+          <w:sz w:val="24"/>
+        </w:rPr>
+        <w:t>коли́</w:t>
+      </w:r>
+      <w:r>
+        <w:rPr>
+          <w:rFonts w:ascii="Times New Roman" w:hAnsi="Times New Roman"/>
+          <w:sz w:val="24"/>
+        </w:rPr>
+        <w:t xml:space="preserve"> </w:t>
+      </w:r>
+      <w:r>
+        <w:rPr>
+          <w:rFonts w:ascii="Times New Roman" w:hAnsi="Times New Roman"/>
+          <w:sz w:val="24"/>
+        </w:rPr>
+        <w:t>при́йдеш</w:t>
+      </w:r>
+      <w:r>
+        <w:rPr>
+          <w:rFonts w:ascii="Times New Roman" w:hAnsi="Times New Roman"/>
+          <w:sz w:val="24"/>
+        </w:rPr>
+        <w:t xml:space="preserve"> </w:t>
+      </w:r>
+      <w:r>
+        <w:rPr>
+          <w:rFonts w:ascii="Times New Roman" w:hAnsi="Times New Roman"/>
+          <w:sz w:val="24"/>
+        </w:rPr>
+        <w:t>—</w:t>
+      </w:r>
+      <w:r>
+        <w:rPr>
+          <w:rFonts w:ascii="Times New Roman" w:hAnsi="Times New Roman"/>
+          <w:sz w:val="24"/>
+        </w:rPr>
+        <w:t xml:space="preserve"> </w:t>
+      </w:r>
+      <w:r>
+        <w:rPr>
+          <w:rFonts w:ascii="Times New Roman" w:hAnsi="Times New Roman"/>
+          <w:sz w:val="24"/>
+        </w:rPr>
+        <w:t>у</w:t>
+      </w:r>
+      <w:r>
+        <w:rPr>
+          <w:rFonts w:ascii="Times New Roman" w:hAnsi="Times New Roman"/>
+          <w:sz w:val="24"/>
+        </w:rPr>
+        <w:t xml:space="preserve"> </w:t>
+      </w:r>
+      <w:r>
+        <w:rPr>
+          <w:rFonts w:ascii="Times New Roman" w:hAnsi="Times New Roman"/>
+          <w:sz w:val="24"/>
+        </w:rPr>
+        <w:t>ца́рстві</w:t>
+      </w:r>
+      <w:r>
+        <w:rPr>
+          <w:rFonts w:ascii="Times New Roman" w:hAnsi="Times New Roman"/>
+          <w:sz w:val="24"/>
+        </w:rPr>
+        <w:t xml:space="preserve"> </w:t>
+      </w:r>
+      <w:r>
+        <w:rPr>
+          <w:rFonts w:ascii="Times New Roman" w:hAnsi="Times New Roman"/>
+          <w:sz w:val="24"/>
+        </w:rPr>
+        <w:t>Твої́м.</w:t>
+      </w:r>
+    </w:p>
+    <w:p>
+      <w:pPr>
+        <w:spacing w:after="120"/>
+      </w:pPr>
+      <w:r>
+        <w:rPr>
+          <w:rFonts w:ascii="Times New Roman" w:hAnsi="Times New Roman"/>
+          <w:sz w:val="24"/>
+        </w:rPr>
+        <w:t>Пом’яни́</w:t>
+      </w:r>
+      <w:r>
+        <w:rPr>
+          <w:rFonts w:ascii="Times New Roman" w:hAnsi="Times New Roman"/>
+          <w:sz w:val="24"/>
+        </w:rPr>
+        <w:t xml:space="preserve"> </w:t>
+      </w:r>
+      <w:r>
+        <w:rPr>
+          <w:rFonts w:ascii="Times New Roman" w:hAnsi="Times New Roman"/>
+          <w:sz w:val="24"/>
+        </w:rPr>
+        <w:t>мене́,</w:t>
+      </w:r>
+      <w:r>
+        <w:rPr>
+          <w:rFonts w:ascii="Times New Roman" w:hAnsi="Times New Roman"/>
+          <w:sz w:val="24"/>
+        </w:rPr>
+        <w:t xml:space="preserve"> </w:t>
+      </w:r>
+      <w:r>
+        <w:rPr>
+          <w:rFonts w:ascii="Times New Roman" w:hAnsi="Times New Roman"/>
+          <w:sz w:val="24"/>
+        </w:rPr>
+        <w:t>Святи́й,</w:t>
+      </w:r>
+      <w:r>
+        <w:rPr>
+          <w:rFonts w:ascii="Times New Roman" w:hAnsi="Times New Roman"/>
+          <w:sz w:val="24"/>
+        </w:rPr>
+        <w:t xml:space="preserve"> </w:t>
+      </w:r>
+      <w:r>
+        <w:rPr>
+          <w:rFonts w:ascii="Times New Roman" w:hAnsi="Times New Roman"/>
+          <w:sz w:val="24"/>
+        </w:rPr>
+        <w:t>коли́</w:t>
+      </w:r>
+      <w:r>
+        <w:rPr>
+          <w:rFonts w:ascii="Times New Roman" w:hAnsi="Times New Roman"/>
+          <w:sz w:val="24"/>
+        </w:rPr>
+        <w:t xml:space="preserve"> </w:t>
+      </w:r>
+      <w:r>
+        <w:rPr>
+          <w:rFonts w:ascii="Times New Roman" w:hAnsi="Times New Roman"/>
+          <w:sz w:val="24"/>
+        </w:rPr>
+        <w:t>при́йдеш</w:t>
+      </w:r>
+      <w:r>
+        <w:rPr>
+          <w:rFonts w:ascii="Times New Roman" w:hAnsi="Times New Roman"/>
+          <w:sz w:val="24"/>
+        </w:rPr>
+        <w:t xml:space="preserve"> </w:t>
+      </w:r>
+      <w:r>
+        <w:rPr>
+          <w:rFonts w:ascii="Times New Roman" w:hAnsi="Times New Roman"/>
+          <w:sz w:val="24"/>
+        </w:rPr>
+        <w:t>—</w:t>
+      </w:r>
+      <w:r>
+        <w:rPr>
+          <w:rFonts w:ascii="Times New Roman" w:hAnsi="Times New Roman"/>
+          <w:sz w:val="24"/>
+        </w:rPr>
+        <w:t xml:space="preserve"> </w:t>
+      </w:r>
+      <w:r>
+        <w:rPr>
+          <w:rFonts w:ascii="Times New Roman" w:hAnsi="Times New Roman"/>
+          <w:sz w:val="24"/>
+        </w:rPr>
+        <w:t>у</w:t>
+      </w:r>
+      <w:r>
+        <w:rPr>
+          <w:rFonts w:ascii="Times New Roman" w:hAnsi="Times New Roman"/>
+          <w:sz w:val="24"/>
+        </w:rPr>
+        <w:t xml:space="preserve"> </w:t>
+      </w:r>
+      <w:r>
+        <w:rPr>
+          <w:rFonts w:ascii="Times New Roman" w:hAnsi="Times New Roman"/>
+          <w:sz w:val="24"/>
+        </w:rPr>
+        <w:t>ца́рстві</w:t>
+      </w:r>
+      <w:r>
+        <w:rPr>
+          <w:rFonts w:ascii="Times New Roman" w:hAnsi="Times New Roman"/>
+          <w:sz w:val="24"/>
+        </w:rPr>
+        <w:t xml:space="preserve"> </w:t>
+      </w:r>
+      <w:r>
+        <w:rPr>
+          <w:rFonts w:ascii="Times New Roman" w:hAnsi="Times New Roman"/>
+          <w:sz w:val="24"/>
+        </w:rPr>
+        <w:t>Твої́м.</w:t>
+      </w:r>
+    </w:p>
+    <w:p>
+      <w:pPr>
+        <w:spacing w:after="120"/>
+      </w:pPr>
+      <w:r>
+        <w:rPr>
+          <w:rFonts w:ascii="Times New Roman" w:hAnsi="Times New Roman"/>
+          <w:sz w:val="24"/>
+        </w:rPr>
+        <w:t>Неха́й</w:t>
+      </w:r>
+      <w:r>
+        <w:rPr>
+          <w:rFonts w:ascii="Times New Roman" w:hAnsi="Times New Roman"/>
+          <w:sz w:val="24"/>
+        </w:rPr>
+        <w:t xml:space="preserve"> </w:t>
+      </w:r>
+      <w:r>
+        <w:rPr>
+          <w:rFonts w:ascii="Times New Roman" w:hAnsi="Times New Roman"/>
+          <w:sz w:val="24"/>
+        </w:rPr>
+        <w:t>не</w:t>
+      </w:r>
+      <w:r>
+        <w:rPr>
+          <w:rFonts w:ascii="Times New Roman" w:hAnsi="Times New Roman"/>
+          <w:sz w:val="24"/>
+        </w:rPr>
+        <w:t xml:space="preserve"> </w:t>
+      </w:r>
+      <w:r>
+        <w:rPr>
+          <w:rFonts w:ascii="Times New Roman" w:hAnsi="Times New Roman"/>
+          <w:sz w:val="24"/>
+        </w:rPr>
+        <w:t>на</w:t>
+      </w:r>
+      <w:r>
+        <w:rPr>
+          <w:rFonts w:ascii="Times New Roman" w:hAnsi="Times New Roman"/>
+          <w:sz w:val="24"/>
+        </w:rPr>
+        <w:t xml:space="preserve"> </w:t>
+      </w:r>
+      <w:r>
+        <w:rPr>
+          <w:rFonts w:ascii="Times New Roman" w:hAnsi="Times New Roman"/>
+          <w:sz w:val="24"/>
+        </w:rPr>
+        <w:t>суд</w:t>
+      </w:r>
+      <w:r>
+        <w:rPr>
+          <w:rFonts w:ascii="Times New Roman" w:hAnsi="Times New Roman"/>
+          <w:sz w:val="24"/>
+        </w:rPr>
+        <w:t xml:space="preserve"> </w:t>
+      </w:r>
+      <w:r>
+        <w:rPr>
+          <w:rFonts w:ascii="Times New Roman" w:hAnsi="Times New Roman"/>
+          <w:sz w:val="24"/>
+        </w:rPr>
+        <w:t>і</w:t>
+      </w:r>
+      <w:r>
+        <w:rPr>
+          <w:rFonts w:ascii="Times New Roman" w:hAnsi="Times New Roman"/>
+          <w:sz w:val="24"/>
+        </w:rPr>
+        <w:t xml:space="preserve"> </w:t>
+      </w:r>
+      <w:r>
+        <w:rPr>
+          <w:rFonts w:ascii="Times New Roman" w:hAnsi="Times New Roman"/>
+          <w:sz w:val="24"/>
+        </w:rPr>
+        <w:t>не</w:t>
+      </w:r>
+      <w:r>
+        <w:rPr>
+          <w:rFonts w:ascii="Times New Roman" w:hAnsi="Times New Roman"/>
+          <w:sz w:val="24"/>
+        </w:rPr>
+        <w:t xml:space="preserve"> </w:t>
+      </w:r>
+      <w:r>
+        <w:rPr>
+          <w:rFonts w:ascii="Times New Roman" w:hAnsi="Times New Roman"/>
+          <w:sz w:val="24"/>
+        </w:rPr>
+        <w:t>на</w:t>
+      </w:r>
+      <w:r>
+        <w:rPr>
+          <w:rFonts w:ascii="Times New Roman" w:hAnsi="Times New Roman"/>
+          <w:sz w:val="24"/>
+        </w:rPr>
+        <w:t xml:space="preserve"> </w:t>
+      </w:r>
+      <w:r>
+        <w:rPr>
+          <w:rFonts w:ascii="Times New Roman" w:hAnsi="Times New Roman"/>
+          <w:sz w:val="24"/>
+        </w:rPr>
+        <w:t>осу́дження</w:t>
+      </w:r>
+      <w:r>
+        <w:rPr>
+          <w:rFonts w:ascii="Times New Roman" w:hAnsi="Times New Roman"/>
+          <w:sz w:val="24"/>
+        </w:rPr>
+        <w:t xml:space="preserve"> </w:t>
+      </w:r>
+      <w:r>
+        <w:rPr>
+          <w:rFonts w:ascii="Times New Roman" w:hAnsi="Times New Roman"/>
+          <w:sz w:val="24"/>
+        </w:rPr>
+        <w:t>бу́де</w:t>
+      </w:r>
+      <w:r>
+        <w:rPr>
+          <w:rFonts w:ascii="Times New Roman" w:hAnsi="Times New Roman"/>
+          <w:sz w:val="24"/>
+        </w:rPr>
+        <w:t xml:space="preserve"> </w:t>
+      </w:r>
+      <w:r>
+        <w:rPr>
+          <w:rFonts w:ascii="Times New Roman" w:hAnsi="Times New Roman"/>
+          <w:sz w:val="24"/>
+        </w:rPr>
+        <w:t>менí</w:t>
+      </w:r>
+      <w:r>
+        <w:rPr>
+          <w:rFonts w:ascii="Times New Roman" w:hAnsi="Times New Roman"/>
+          <w:sz w:val="24"/>
+        </w:rPr>
+        <w:t xml:space="preserve"> </w:t>
+      </w:r>
+      <w:r>
+        <w:rPr>
+          <w:rFonts w:ascii="Times New Roman" w:hAnsi="Times New Roman"/>
+          <w:sz w:val="24"/>
+        </w:rPr>
+        <w:t>прича́стя</w:t>
+      </w:r>
+      <w:r>
+        <w:rPr>
+          <w:rFonts w:ascii="Times New Roman" w:hAnsi="Times New Roman"/>
+          <w:sz w:val="24"/>
+        </w:rPr>
+        <w:t xml:space="preserve"> </w:t>
+      </w:r>
+      <w:r>
+        <w:rPr>
+          <w:rFonts w:ascii="Times New Roman" w:hAnsi="Times New Roman"/>
+          <w:sz w:val="24"/>
+        </w:rPr>
+        <w:t>святи́х</w:t>
+      </w:r>
+      <w:r>
+        <w:rPr>
+          <w:rFonts w:ascii="Times New Roman" w:hAnsi="Times New Roman"/>
+          <w:sz w:val="24"/>
+        </w:rPr>
+        <w:t xml:space="preserve"> </w:t>
+      </w:r>
+      <w:r>
+        <w:rPr>
+          <w:rFonts w:ascii="Times New Roman" w:hAnsi="Times New Roman"/>
+          <w:sz w:val="24"/>
+        </w:rPr>
+        <w:t>Твої́х</w:t>
+      </w:r>
+      <w:r>
+        <w:rPr>
+          <w:rFonts w:ascii="Times New Roman" w:hAnsi="Times New Roman"/>
+          <w:sz w:val="24"/>
+        </w:rPr>
+        <w:t xml:space="preserve"> </w:t>
+      </w:r>
+      <w:r>
+        <w:rPr>
+          <w:rFonts w:ascii="Times New Roman" w:hAnsi="Times New Roman"/>
+          <w:sz w:val="24"/>
+        </w:rPr>
+        <w:t>Та́їн,</w:t>
+      </w:r>
+      <w:r>
+        <w:rPr>
+          <w:rFonts w:ascii="Times New Roman" w:hAnsi="Times New Roman"/>
+          <w:sz w:val="24"/>
+        </w:rPr>
+        <w:t xml:space="preserve"> </w:t>
+      </w:r>
+      <w:r>
+        <w:rPr>
+          <w:rFonts w:ascii="Times New Roman" w:hAnsi="Times New Roman"/>
+          <w:sz w:val="24"/>
+        </w:rPr>
+        <w:t>Го́споди,</w:t>
+      </w:r>
+      <w:r>
+        <w:rPr>
+          <w:rFonts w:ascii="Times New Roman" w:hAnsi="Times New Roman"/>
+          <w:sz w:val="24"/>
+        </w:rPr>
+        <w:t xml:space="preserve"> </w:t>
+      </w:r>
+      <w:r>
+        <w:rPr>
+          <w:rFonts w:ascii="Times New Roman" w:hAnsi="Times New Roman"/>
+          <w:sz w:val="24"/>
+        </w:rPr>
+        <w:t>а</w:t>
+      </w:r>
+      <w:r>
+        <w:rPr>
+          <w:rFonts w:ascii="Times New Roman" w:hAnsi="Times New Roman"/>
+          <w:sz w:val="24"/>
+        </w:rPr>
+        <w:t xml:space="preserve"> </w:t>
+      </w:r>
+      <w:r>
+        <w:rPr>
+          <w:rFonts w:ascii="Times New Roman" w:hAnsi="Times New Roman"/>
+          <w:sz w:val="24"/>
+        </w:rPr>
+        <w:t>на</w:t>
+      </w:r>
+      <w:r>
+        <w:rPr>
+          <w:rFonts w:ascii="Times New Roman" w:hAnsi="Times New Roman"/>
+          <w:sz w:val="24"/>
+        </w:rPr>
+        <w:t xml:space="preserve"> </w:t>
+      </w:r>
+      <w:r>
+        <w:rPr>
+          <w:rFonts w:ascii="Times New Roman" w:hAnsi="Times New Roman"/>
+          <w:sz w:val="24"/>
+        </w:rPr>
+        <w:t>зцíлення</w:t>
+      </w:r>
+      <w:r>
+        <w:rPr>
+          <w:rFonts w:ascii="Times New Roman" w:hAnsi="Times New Roman"/>
+          <w:sz w:val="24"/>
+        </w:rPr>
+        <w:t xml:space="preserve"> </w:t>
+      </w:r>
+      <w:r>
+        <w:rPr>
+          <w:rFonts w:ascii="Times New Roman" w:hAnsi="Times New Roman"/>
+          <w:sz w:val="24"/>
+        </w:rPr>
+        <w:t>душí</w:t>
+      </w:r>
+      <w:r>
+        <w:rPr>
+          <w:rFonts w:ascii="Times New Roman" w:hAnsi="Times New Roman"/>
+          <w:sz w:val="24"/>
+        </w:rPr>
+        <w:t xml:space="preserve"> </w:t>
+      </w:r>
+      <w:r>
+        <w:rPr>
+          <w:rFonts w:ascii="Times New Roman" w:hAnsi="Times New Roman"/>
+          <w:sz w:val="24"/>
+        </w:rPr>
+        <w:t>і</w:t>
+      </w:r>
+      <w:r>
+        <w:rPr>
+          <w:rFonts w:ascii="Times New Roman" w:hAnsi="Times New Roman"/>
+          <w:sz w:val="24"/>
+        </w:rPr>
+        <w:t xml:space="preserve"> </w:t>
+      </w:r>
+      <w:r>
+        <w:rPr>
+          <w:rFonts w:ascii="Times New Roman" w:hAnsi="Times New Roman"/>
+          <w:sz w:val="24"/>
+        </w:rPr>
+        <w:t>тíла.</w:t>
+      </w:r>
+    </w:p>
+    <w:p>
+      <w:pPr>
+        <w:spacing w:after="120"/>
+      </w:pPr>
+      <w:r>
+        <w:rPr>
+          <w:rFonts w:ascii="Times New Roman" w:hAnsi="Times New Roman"/>
+          <w:sz w:val="24"/>
+        </w:rPr>
+        <w:t>Бо́же,</w:t>
+      </w:r>
+      <w:r>
+        <w:rPr>
+          <w:rFonts w:ascii="Times New Roman" w:hAnsi="Times New Roman"/>
+          <w:sz w:val="24"/>
+        </w:rPr>
+        <w:t xml:space="preserve"> </w:t>
+      </w:r>
+      <w:r>
+        <w:rPr>
+          <w:rFonts w:ascii="Times New Roman" w:hAnsi="Times New Roman"/>
+          <w:sz w:val="24"/>
+        </w:rPr>
+        <w:t>будь</w:t>
+      </w:r>
+      <w:r>
+        <w:rPr>
+          <w:rFonts w:ascii="Times New Roman" w:hAnsi="Times New Roman"/>
+          <w:sz w:val="24"/>
+        </w:rPr>
+        <w:t xml:space="preserve"> </w:t>
+      </w:r>
+      <w:r>
+        <w:rPr>
+          <w:rFonts w:ascii="Times New Roman" w:hAnsi="Times New Roman"/>
+          <w:sz w:val="24"/>
+        </w:rPr>
+        <w:t>милости́вим</w:t>
+      </w:r>
+      <w:r>
+        <w:rPr>
+          <w:rFonts w:ascii="Times New Roman" w:hAnsi="Times New Roman"/>
+          <w:sz w:val="24"/>
+        </w:rPr>
+        <w:t xml:space="preserve"> </w:t>
+      </w:r>
+      <w:r>
+        <w:rPr>
+          <w:rFonts w:ascii="Times New Roman" w:hAnsi="Times New Roman"/>
+          <w:sz w:val="24"/>
+        </w:rPr>
+        <w:t>до</w:t>
+      </w:r>
+      <w:r>
+        <w:rPr>
+          <w:rFonts w:ascii="Times New Roman" w:hAnsi="Times New Roman"/>
+          <w:sz w:val="24"/>
+        </w:rPr>
+        <w:t xml:space="preserve"> </w:t>
+      </w:r>
+      <w:r>
+        <w:rPr>
+          <w:rFonts w:ascii="Times New Roman" w:hAnsi="Times New Roman"/>
+          <w:sz w:val="24"/>
+        </w:rPr>
+        <w:t>ме́не,</w:t>
+      </w:r>
+      <w:r>
+        <w:rPr>
+          <w:rFonts w:ascii="Times New Roman" w:hAnsi="Times New Roman"/>
+          <w:sz w:val="24"/>
+        </w:rPr>
+        <w:t xml:space="preserve"> </w:t>
+      </w:r>
+      <w:r>
+        <w:rPr>
+          <w:rFonts w:ascii="Times New Roman" w:hAnsi="Times New Roman"/>
+          <w:sz w:val="24"/>
+        </w:rPr>
+        <w:t>грíшного</w:t>
+      </w:r>
+      <w:r>
+        <w:rPr>
+          <w:rFonts w:ascii="Times New Roman" w:hAnsi="Times New Roman"/>
+          <w:sz w:val="24"/>
+        </w:rPr>
+        <w:t xml:space="preserve"> </w:t>
+      </w:r>
+      <w:r>
+        <w:rPr>
+          <w:rFonts w:ascii="Times New Roman" w:hAnsi="Times New Roman"/>
+          <w:sz w:val="24"/>
+        </w:rPr>
+        <w:t>(грíшної).</w:t>
+      </w:r>
+    </w:p>
+    <w:p>
+      <w:pPr>
+        <w:spacing w:after="120"/>
+      </w:pPr>
+      <w:r>
+        <w:rPr>
+          <w:rFonts w:ascii="Times New Roman" w:hAnsi="Times New Roman"/>
+          <w:sz w:val="24"/>
+        </w:rPr>
+        <w:t>Бо́же,</w:t>
+      </w:r>
+      <w:r>
+        <w:rPr>
+          <w:rFonts w:ascii="Times New Roman" w:hAnsi="Times New Roman"/>
+          <w:sz w:val="24"/>
+        </w:rPr>
+        <w:t xml:space="preserve"> </w:t>
+      </w:r>
+      <w:r>
+        <w:rPr>
+          <w:rFonts w:ascii="Times New Roman" w:hAnsi="Times New Roman"/>
+          <w:sz w:val="24"/>
+        </w:rPr>
+        <w:t>очи́сти</w:t>
+      </w:r>
+      <w:r>
+        <w:rPr>
+          <w:rFonts w:ascii="Times New Roman" w:hAnsi="Times New Roman"/>
+          <w:sz w:val="24"/>
+        </w:rPr>
+        <w:t xml:space="preserve"> </w:t>
+      </w:r>
+      <w:r>
+        <w:rPr>
+          <w:rFonts w:ascii="Times New Roman" w:hAnsi="Times New Roman"/>
+          <w:sz w:val="24"/>
+        </w:rPr>
+        <w:t>мої́</w:t>
+      </w:r>
+      <w:r>
+        <w:rPr>
+          <w:rFonts w:ascii="Times New Roman" w:hAnsi="Times New Roman"/>
+          <w:sz w:val="24"/>
+        </w:rPr>
+        <w:t xml:space="preserve"> </w:t>
+      </w:r>
+      <w:r>
+        <w:rPr>
+          <w:rFonts w:ascii="Times New Roman" w:hAnsi="Times New Roman"/>
+          <w:sz w:val="24"/>
+        </w:rPr>
+        <w:t>гріхи́</w:t>
+      </w:r>
+      <w:r>
+        <w:rPr>
+          <w:rFonts w:ascii="Times New Roman" w:hAnsi="Times New Roman"/>
+          <w:sz w:val="24"/>
+        </w:rPr>
+        <w:t xml:space="preserve"> </w:t>
+      </w:r>
+      <w:r>
+        <w:rPr>
+          <w:rFonts w:ascii="Times New Roman" w:hAnsi="Times New Roman"/>
+          <w:sz w:val="24"/>
+        </w:rPr>
+        <w:t>і</w:t>
+      </w:r>
+      <w:r>
+        <w:rPr>
+          <w:rFonts w:ascii="Times New Roman" w:hAnsi="Times New Roman"/>
+          <w:sz w:val="24"/>
+        </w:rPr>
+        <w:t xml:space="preserve"> </w:t>
+      </w:r>
+      <w:r>
+        <w:rPr>
+          <w:rFonts w:ascii="Times New Roman" w:hAnsi="Times New Roman"/>
+          <w:sz w:val="24"/>
+        </w:rPr>
+        <w:t>поми́луй</w:t>
+      </w:r>
+      <w:r>
+        <w:rPr>
+          <w:rFonts w:ascii="Times New Roman" w:hAnsi="Times New Roman"/>
+          <w:sz w:val="24"/>
+        </w:rPr>
+        <w:t xml:space="preserve"> </w:t>
+      </w:r>
+      <w:r>
+        <w:rPr>
+          <w:rFonts w:ascii="Times New Roman" w:hAnsi="Times New Roman"/>
+          <w:sz w:val="24"/>
+        </w:rPr>
+        <w:t>мене́.</w:t>
+      </w:r>
+    </w:p>
+    <w:p>
+      <w:pPr>
+        <w:spacing w:after="120"/>
+      </w:pPr>
+      <w:r>
+        <w:rPr>
+          <w:rFonts w:ascii="Times New Roman" w:hAnsi="Times New Roman"/>
+          <w:sz w:val="24"/>
+        </w:rPr>
+        <w:t>Без</w:t>
+      </w:r>
+      <w:r>
+        <w:rPr>
+          <w:rFonts w:ascii="Times New Roman" w:hAnsi="Times New Roman"/>
+          <w:sz w:val="24"/>
+        </w:rPr>
+        <w:t xml:space="preserve"> </w:t>
+      </w:r>
+      <w:r>
+        <w:rPr>
+          <w:rFonts w:ascii="Times New Roman" w:hAnsi="Times New Roman"/>
+          <w:sz w:val="24"/>
+        </w:rPr>
+        <w:t>числа́</w:t>
+      </w:r>
+      <w:r>
+        <w:rPr>
+          <w:rFonts w:ascii="Times New Roman" w:hAnsi="Times New Roman"/>
+          <w:sz w:val="24"/>
+        </w:rPr>
+        <w:t xml:space="preserve"> </w:t>
+      </w:r>
+      <w:r>
+        <w:rPr>
+          <w:rFonts w:ascii="Times New Roman" w:hAnsi="Times New Roman"/>
+          <w:sz w:val="24"/>
+        </w:rPr>
+        <w:t>нагріши́в</w:t>
+      </w:r>
+      <w:r>
+        <w:rPr>
+          <w:rFonts w:ascii="Times New Roman" w:hAnsi="Times New Roman"/>
+          <w:sz w:val="24"/>
+        </w:rPr>
+        <w:t xml:space="preserve"> </w:t>
+      </w:r>
+      <w:r>
+        <w:rPr>
+          <w:rFonts w:ascii="Times New Roman" w:hAnsi="Times New Roman"/>
+          <w:sz w:val="24"/>
+        </w:rPr>
+        <w:t>(нагріши́ла)</w:t>
+      </w:r>
+      <w:r>
+        <w:rPr>
+          <w:rFonts w:ascii="Times New Roman" w:hAnsi="Times New Roman"/>
+          <w:sz w:val="24"/>
+        </w:rPr>
+        <w:t xml:space="preserve"> </w:t>
+      </w:r>
+      <w:r>
+        <w:rPr>
+          <w:rFonts w:ascii="Times New Roman" w:hAnsi="Times New Roman"/>
+          <w:sz w:val="24"/>
+        </w:rPr>
+        <w:t>я,</w:t>
+      </w:r>
+      <w:r>
+        <w:rPr>
+          <w:rFonts w:ascii="Times New Roman" w:hAnsi="Times New Roman"/>
+          <w:sz w:val="24"/>
+        </w:rPr>
+        <w:t xml:space="preserve"> </w:t>
+      </w:r>
+      <w:r>
+        <w:rPr>
+          <w:rFonts w:ascii="Times New Roman" w:hAnsi="Times New Roman"/>
+          <w:sz w:val="24"/>
+        </w:rPr>
+        <w:t>Го́споди,</w:t>
+      </w:r>
+      <w:r>
+        <w:rPr>
+          <w:rFonts w:ascii="Times New Roman" w:hAnsi="Times New Roman"/>
+          <w:sz w:val="24"/>
+        </w:rPr>
+        <w:t xml:space="preserve"> </w:t>
+      </w:r>
+      <w:r>
+        <w:rPr>
+          <w:rFonts w:ascii="Times New Roman" w:hAnsi="Times New Roman"/>
+          <w:sz w:val="24"/>
+        </w:rPr>
+        <w:t>прости́</w:t>
+      </w:r>
+      <w:r>
+        <w:rPr>
+          <w:rFonts w:ascii="Times New Roman" w:hAnsi="Times New Roman"/>
+          <w:sz w:val="24"/>
+        </w:rPr>
+        <w:t xml:space="preserve"> </w:t>
+      </w:r>
+      <w:r>
+        <w:rPr>
+          <w:rFonts w:ascii="Times New Roman" w:hAnsi="Times New Roman"/>
+          <w:sz w:val="24"/>
+        </w:rPr>
+        <w:t>менí.</w:t>
       </w:r>
     </w:p>
     <w:p>
@@ -25359,26 +28020,126 @@
     </w:p>
     <w:p>
       <w:pPr>
-        <w:widowControl w:val="0"/>
-        <w:pBdr>
-          <w:top w:val="nil"/>
-          <w:left w:val="nil"/>
-          <w:bottom w:val="nil"/>
-          <w:right w:val="nil"/>
-          <w:between w:val="nil"/>
-        </w:pBdr>
-        <w:spacing w:after="120"/>
-        <w:rPr>
-          <w:rFonts w:eastAsia="Times New Roman" w:cs="Times New Roman"/>
-          <w:lang w:val="uk-UA"/>
-        </w:rPr>
-      </w:pPr>
-      <w:r>
-        <w:rPr>
-          <w:rFonts w:eastAsia="Times New Roman" w:cs="Times New Roman"/>
-          <w:lang w:val="uk-UA"/>
-        </w:rPr>
-        <w:t>Заступи, спаси, помилуй і охорони нас, Боже, Твоєю благодаттю.</w:t>
+        <w:spacing w:after="120"/>
+      </w:pPr>
+      <w:r>
+        <w:rPr>
+          <w:rFonts w:ascii="Times New Roman" w:hAnsi="Times New Roman"/>
+          <w:sz w:val="24"/>
+        </w:rPr>
+        <w:t>Заступи,</w:t>
+      </w:r>
+      <w:r>
+        <w:rPr>
+          <w:rFonts w:ascii="Times New Roman" w:hAnsi="Times New Roman"/>
+          <w:sz w:val="24"/>
+        </w:rPr>
+        <w:t xml:space="preserve"> </w:t>
+      </w:r>
+      <w:r>
+        <w:rPr>
+          <w:rFonts w:ascii="Times New Roman" w:hAnsi="Times New Roman"/>
+          <w:sz w:val="24"/>
+        </w:rPr>
+        <w:t>спаси,</w:t>
+      </w:r>
+      <w:r>
+        <w:rPr>
+          <w:rFonts w:ascii="Times New Roman" w:hAnsi="Times New Roman"/>
+          <w:sz w:val="24"/>
+        </w:rPr>
+        <w:t xml:space="preserve"> </w:t>
+      </w:r>
+      <w:r>
+        <w:rPr>
+          <w:rFonts w:ascii="Times New Roman" w:hAnsi="Times New Roman"/>
+          <w:sz w:val="24"/>
+        </w:rPr>
+        <w:t>помилуй</w:t>
+      </w:r>
+      <w:r>
+        <w:rPr>
+          <w:rFonts w:ascii="Times New Roman" w:hAnsi="Times New Roman"/>
+          <w:sz w:val="24"/>
+        </w:rPr>
+        <w:t xml:space="preserve"> </w:t>
+      </w:r>
+      <w:r>
+        <w:rPr>
+          <w:rFonts w:ascii="Times New Roman" w:hAnsi="Times New Roman"/>
+          <w:sz w:val="24"/>
+        </w:rPr>
+        <w:t>і</w:t>
+      </w:r>
+      <w:r>
+        <w:rPr>
+          <w:rFonts w:ascii="Times New Roman" w:hAnsi="Times New Roman"/>
+          <w:sz w:val="24"/>
+        </w:rPr>
+        <w:t xml:space="preserve"> </w:t>
+      </w:r>
+      <w:r>
+        <w:rPr>
+          <w:rFonts w:ascii="Times New Roman" w:hAnsi="Times New Roman"/>
+          <w:sz w:val="24"/>
+        </w:rPr>
+        <w:t>охорони</w:t>
+      </w:r>
+      <w:r>
+        <w:rPr>
+          <w:rFonts w:ascii="Times New Roman" w:hAnsi="Times New Roman"/>
+          <w:sz w:val="24"/>
+        </w:rPr>
+        <w:t xml:space="preserve"> </w:t>
+      </w:r>
+      <w:r>
+        <w:rPr>
+          <w:rFonts w:ascii="Times New Roman" w:hAnsi="Times New Roman"/>
+          <w:sz w:val="24"/>
+        </w:rPr>
+        <w:t>нас,</w:t>
+      </w:r>
+      <w:r>
+        <w:rPr>
+          <w:rFonts w:ascii="Times New Roman" w:hAnsi="Times New Roman"/>
+          <w:sz w:val="24"/>
+        </w:rPr>
+        <w:t xml:space="preserve"> </w:t>
+      </w:r>
+      <w:r>
+        <w:rPr>
+          <w:rFonts w:ascii="Times New Roman" w:hAnsi="Times New Roman"/>
+          <w:sz w:val="24"/>
+        </w:rPr>
+        <w:t>Боже,</w:t>
+      </w:r>
+      <w:r>
+        <w:rPr>
+          <w:rFonts w:ascii="Times New Roman" w:hAnsi="Times New Roman"/>
+          <w:sz w:val="24"/>
+        </w:rPr>
+        <w:t xml:space="preserve"> </w:t>
+      </w:r>
+      <w:r>
+        <w:rPr>
+          <w:rFonts w:ascii="Times New Roman" w:hAnsi="Times New Roman"/>
+          <w:sz w:val="24"/>
+        </w:rPr>
+        <w:t>Твоєю</w:t>
+      </w:r>
+      <w:r>
+        <w:rPr>
+          <w:rFonts w:ascii="Times New Roman" w:hAnsi="Times New Roman"/>
+          <w:sz w:val="24"/>
+        </w:rPr>
+        <w:t xml:space="preserve"> </w:t>
+      </w:r>
+      <w:r>
+        <w:rPr>
+          <w:rFonts w:ascii="Times New Roman" w:hAnsi="Times New Roman"/>
+          <w:sz w:val="24"/>
+        </w:rPr>
+        <w:t>благодаттю</w:t>
       </w:r>
     </w:p>
     <w:p>
@@ -25571,7 +28332,7 @@
           <w:rFonts w:eastAsia="Times New Roman" w:cs="Times New Roman"/>
           <w:lang w:val="uk-UA"/>
         </w:rPr>
-        <w:t>чоловіколюбче</w:t>
+        <w:t>Людинолюбче</w:t>
       </w:r>
       <w:proofErr w:type="spellEnd"/>
       <w:r>
@@ -27558,7 +30319,7 @@
           <w:rFonts w:eastAsia="Times New Roman" w:cs="Times New Roman"/>
           <w:lang w:val="uk-UA"/>
         </w:rPr>
-        <w:t>, і всіх святих, помилує і спасе нас, як благий і чоловіколюбець.</w:t>
+        <w:t>, і всіх святих, помилує і спасе нас, як благий і людинолюбний.</w:t>
       </w:r>
     </w:p>
     <w:p>
